--- a/ProjetMiniERP/WorkflowCompletProjetMiniERP.docx
+++ b/ProjetMiniERP/WorkflowCompletProjetMiniERP.docx
@@ -5,114 +5,1972 @@
     <w:p>
       <w:pPr>
         <w:rPr>
-          <w:b/>
-          <w:bCs/>
-        </w:rPr>
-      </w:pPr>
-      <w:r>
-        <w:rPr>
-          <w:rFonts w:ascii="Segoe UI Emoji" w:hAnsi="Segoe UI Emoji" w:cs="Segoe UI Emoji"/>
-          <w:b/>
-          <w:bCs/>
-        </w:rPr>
-        <w:t>📌</w:t>
-      </w:r>
-      <w:r>
-        <w:rPr>
-          <w:b/>
-          <w:bCs/>
-        </w:rPr>
-        <w:t xml:space="preserve"> UML – Order Aggregate Workflow</w:t>
+          <w:rFonts w:ascii="Segoe UI Emoji" w:hAnsi="Segoe UI Emoji" w:cs="Segoe UI Emoji"/>
+          <w:b/>
+          <w:bCs/>
+        </w:rPr>
+      </w:pPr>
+      <w:r>
+        <w:rPr>
+          <w:rFonts w:ascii="Segoe UI Emoji" w:hAnsi="Segoe UI Emoji" w:cs="Segoe UI Emoji"/>
+          <w:b/>
+          <w:bCs/>
+        </w:rPr>
+        <w:t>📌 1️⃣ Agrégats et classes</w:t>
       </w:r>
     </w:p>
     <w:p>
-      <w:r>
-        <w:rPr>
-          <w:b/>
-          <w:bCs/>
-        </w:rPr>
-        <w:t>Notation :</w:t>
-      </w:r>
+      <w:pPr>
+        <w:rPr>
+          <w:rFonts w:ascii="Segoe UI Emoji" w:hAnsi="Segoe UI Emoji" w:cs="Segoe UI Emoji"/>
+          <w:b/>
+          <w:bCs/>
+        </w:rPr>
+      </w:pPr>
+      <w:proofErr w:type="spellStart"/>
+      <w:r>
+        <w:rPr>
+          <w:rFonts w:ascii="Segoe UI Emoji" w:hAnsi="Segoe UI Emoji" w:cs="Segoe UI Emoji"/>
+          <w:b/>
+          <w:bCs/>
+        </w:rPr>
+        <w:t>Order</w:t>
+      </w:r>
+      <w:proofErr w:type="spellEnd"/>
     </w:p>
     <w:p>
       <w:pPr>
         <w:numPr>
           <w:ilvl w:val="0"/>
-          <w:numId w:val="3"/>
+          <w:numId w:val="4"/>
         </w:numPr>
-      </w:pPr>
-      <w:r>
-        <w:rPr>
-          <w:b/>
-          <w:bCs/>
-        </w:rPr>
-        <w:t>Classes</w:t>
-      </w:r>
-      <w:r>
-        <w:t xml:space="preserve"> : Order, OrderItem, Money</w:t>
-      </w:r>
+        <w:rPr>
+          <w:rFonts w:ascii="Segoe UI Emoji" w:hAnsi="Segoe UI Emoji" w:cs="Segoe UI Emoji"/>
+          <w:b/>
+          <w:bCs/>
+        </w:rPr>
+      </w:pPr>
+      <w:r>
+        <w:rPr>
+          <w:rFonts w:ascii="Segoe UI Emoji" w:hAnsi="Segoe UI Emoji" w:cs="Segoe UI Emoji"/>
+          <w:b/>
+          <w:bCs/>
+        </w:rPr>
+        <w:t xml:space="preserve">Id : </w:t>
+      </w:r>
+      <w:proofErr w:type="spellStart"/>
+      <w:r>
+        <w:rPr>
+          <w:rFonts w:ascii="Segoe UI Emoji" w:hAnsi="Segoe UI Emoji" w:cs="Segoe UI Emoji"/>
+          <w:b/>
+          <w:bCs/>
+        </w:rPr>
+        <w:t>Guid</w:t>
+      </w:r>
+      <w:proofErr w:type="spellEnd"/>
     </w:p>
     <w:p>
       <w:pPr>
         <w:numPr>
           <w:ilvl w:val="0"/>
-          <w:numId w:val="3"/>
+          <w:numId w:val="4"/>
         </w:numPr>
-      </w:pPr>
-      <w:r>
-        <w:rPr>
-          <w:b/>
-          <w:bCs/>
-        </w:rPr>
-        <w:t>Enums</w:t>
-      </w:r>
-      <w:r>
-        <w:t xml:space="preserve"> : OrderStatus</w:t>
+        <w:rPr>
+          <w:rFonts w:ascii="Segoe UI Emoji" w:hAnsi="Segoe UI Emoji" w:cs="Segoe UI Emoji"/>
+          <w:b/>
+          <w:bCs/>
+        </w:rPr>
+      </w:pPr>
+      <w:proofErr w:type="spellStart"/>
+      <w:r>
+        <w:rPr>
+          <w:rFonts w:ascii="Segoe UI Emoji" w:hAnsi="Segoe UI Emoji" w:cs="Segoe UI Emoji"/>
+          <w:b/>
+          <w:bCs/>
+        </w:rPr>
+        <w:t>FinancialState</w:t>
+      </w:r>
+      <w:proofErr w:type="spellEnd"/>
+      <w:r>
+        <w:rPr>
+          <w:rFonts w:ascii="Segoe UI Emoji" w:hAnsi="Segoe UI Emoji" w:cs="Segoe UI Emoji"/>
+          <w:b/>
+          <w:bCs/>
+        </w:rPr>
+        <w:t xml:space="preserve"> : </w:t>
+      </w:r>
+      <w:proofErr w:type="spellStart"/>
+      <w:r>
+        <w:rPr>
+          <w:rFonts w:ascii="Segoe UI Emoji" w:hAnsi="Segoe UI Emoji" w:cs="Segoe UI Emoji"/>
+          <w:b/>
+          <w:bCs/>
+        </w:rPr>
+        <w:t>enum</w:t>
+      </w:r>
+      <w:proofErr w:type="spellEnd"/>
+      <w:r>
+        <w:rPr>
+          <w:rFonts w:ascii="Segoe UI Emoji" w:hAnsi="Segoe UI Emoji" w:cs="Segoe UI Emoji"/>
+          <w:b/>
+          <w:bCs/>
+        </w:rPr>
+        <w:t xml:space="preserve"> </w:t>
+      </w:r>
+      <w:proofErr w:type="gramStart"/>
+      <w:r>
+        <w:rPr>
+          <w:rFonts w:ascii="Segoe UI Emoji" w:hAnsi="Segoe UI Emoji" w:cs="Segoe UI Emoji"/>
+          <w:b/>
+          <w:bCs/>
+        </w:rPr>
+        <w:t xml:space="preserve">{ </w:t>
+      </w:r>
+      <w:proofErr w:type="spellStart"/>
+      <w:r>
+        <w:rPr>
+          <w:rFonts w:ascii="Segoe UI Emoji" w:hAnsi="Segoe UI Emoji" w:cs="Segoe UI Emoji"/>
+          <w:b/>
+          <w:bCs/>
+        </w:rPr>
+        <w:t>Pending</w:t>
+      </w:r>
+      <w:proofErr w:type="spellEnd"/>
+      <w:proofErr w:type="gramEnd"/>
+      <w:r>
+        <w:rPr>
+          <w:rFonts w:ascii="Segoe UI Emoji" w:hAnsi="Segoe UI Emoji" w:cs="Segoe UI Emoji"/>
+          <w:b/>
+          <w:bCs/>
+        </w:rPr>
+        <w:t xml:space="preserve">, </w:t>
+      </w:r>
+      <w:proofErr w:type="spellStart"/>
+      <w:r>
+        <w:rPr>
+          <w:rFonts w:ascii="Segoe UI Emoji" w:hAnsi="Segoe UI Emoji" w:cs="Segoe UI Emoji"/>
+          <w:b/>
+          <w:bCs/>
+        </w:rPr>
+        <w:t>Paid</w:t>
+      </w:r>
+      <w:proofErr w:type="spellEnd"/>
+      <w:r>
+        <w:rPr>
+          <w:rFonts w:ascii="Segoe UI Emoji" w:hAnsi="Segoe UI Emoji" w:cs="Segoe UI Emoji"/>
+          <w:b/>
+          <w:bCs/>
+        </w:rPr>
+        <w:t xml:space="preserve">, </w:t>
+      </w:r>
+      <w:proofErr w:type="spellStart"/>
+      <w:r>
+        <w:rPr>
+          <w:rFonts w:ascii="Segoe UI Emoji" w:hAnsi="Segoe UI Emoji" w:cs="Segoe UI Emoji"/>
+          <w:b/>
+          <w:bCs/>
+        </w:rPr>
+        <w:t>Refunded</w:t>
+      </w:r>
+      <w:proofErr w:type="spellEnd"/>
+      <w:r>
+        <w:rPr>
+          <w:rFonts w:ascii="Segoe UI Emoji" w:hAnsi="Segoe UI Emoji" w:cs="Segoe UI Emoji"/>
+          <w:b/>
+          <w:bCs/>
+        </w:rPr>
+        <w:t xml:space="preserve"> }</w:t>
       </w:r>
     </w:p>
     <w:p>
       <w:pPr>
         <w:numPr>
           <w:ilvl w:val="0"/>
-          <w:numId w:val="3"/>
+          <w:numId w:val="4"/>
         </w:numPr>
-      </w:pPr>
-      <w:r>
-        <w:rPr>
-          <w:b/>
-          <w:bCs/>
-        </w:rPr>
-        <w:t>Domain Events</w:t>
-      </w:r>
-      <w:r>
-        <w:t xml:space="preserve"> : OrderConfirmedEvent, OrderPaidEvent, ShipmentRequestedEvent, OrderShippedEvent</w:t>
+        <w:rPr>
+          <w:rFonts w:ascii="Segoe UI Emoji" w:hAnsi="Segoe UI Emoji" w:cs="Segoe UI Emoji"/>
+          <w:b/>
+          <w:bCs/>
+        </w:rPr>
+      </w:pPr>
+      <w:proofErr w:type="spellStart"/>
+      <w:r>
+        <w:rPr>
+          <w:rFonts w:ascii="Segoe UI Emoji" w:hAnsi="Segoe UI Emoji" w:cs="Segoe UI Emoji"/>
+          <w:b/>
+          <w:bCs/>
+        </w:rPr>
+        <w:t>DisputeState</w:t>
+      </w:r>
+      <w:proofErr w:type="spellEnd"/>
+      <w:r>
+        <w:rPr>
+          <w:rFonts w:ascii="Segoe UI Emoji" w:hAnsi="Segoe UI Emoji" w:cs="Segoe UI Emoji"/>
+          <w:b/>
+          <w:bCs/>
+        </w:rPr>
+        <w:t xml:space="preserve"> : </w:t>
+      </w:r>
+      <w:proofErr w:type="spellStart"/>
+      <w:r>
+        <w:rPr>
+          <w:rFonts w:ascii="Segoe UI Emoji" w:hAnsi="Segoe UI Emoji" w:cs="Segoe UI Emoji"/>
+          <w:b/>
+          <w:bCs/>
+        </w:rPr>
+        <w:t>enum</w:t>
+      </w:r>
+      <w:proofErr w:type="spellEnd"/>
+      <w:r>
+        <w:rPr>
+          <w:rFonts w:ascii="Segoe UI Emoji" w:hAnsi="Segoe UI Emoji" w:cs="Segoe UI Emoji"/>
+          <w:b/>
+          <w:bCs/>
+        </w:rPr>
+        <w:t xml:space="preserve"> </w:t>
+      </w:r>
+      <w:proofErr w:type="gramStart"/>
+      <w:r>
+        <w:rPr>
+          <w:rFonts w:ascii="Segoe UI Emoji" w:hAnsi="Segoe UI Emoji" w:cs="Segoe UI Emoji"/>
+          <w:b/>
+          <w:bCs/>
+        </w:rPr>
+        <w:t>{ None</w:t>
+      </w:r>
+      <w:proofErr w:type="gramEnd"/>
+      <w:r>
+        <w:rPr>
+          <w:rFonts w:ascii="Segoe UI Emoji" w:hAnsi="Segoe UI Emoji" w:cs="Segoe UI Emoji"/>
+          <w:b/>
+          <w:bCs/>
+        </w:rPr>
+        <w:t xml:space="preserve">, </w:t>
+      </w:r>
+      <w:proofErr w:type="spellStart"/>
+      <w:r>
+        <w:rPr>
+          <w:rFonts w:ascii="Segoe UI Emoji" w:hAnsi="Segoe UI Emoji" w:cs="Segoe UI Emoji"/>
+          <w:b/>
+          <w:bCs/>
+        </w:rPr>
+        <w:t>ChargebackPending</w:t>
+      </w:r>
+      <w:proofErr w:type="spellEnd"/>
+      <w:r>
+        <w:rPr>
+          <w:rFonts w:ascii="Segoe UI Emoji" w:hAnsi="Segoe UI Emoji" w:cs="Segoe UI Emoji"/>
+          <w:b/>
+          <w:bCs/>
+        </w:rPr>
+        <w:t xml:space="preserve">, </w:t>
+      </w:r>
+      <w:proofErr w:type="spellStart"/>
+      <w:r>
+        <w:rPr>
+          <w:rFonts w:ascii="Segoe UI Emoji" w:hAnsi="Segoe UI Emoji" w:cs="Segoe UI Emoji"/>
+          <w:b/>
+          <w:bCs/>
+        </w:rPr>
+        <w:t>Lost</w:t>
+      </w:r>
+      <w:proofErr w:type="spellEnd"/>
+      <w:r>
+        <w:rPr>
+          <w:rFonts w:ascii="Segoe UI Emoji" w:hAnsi="Segoe UI Emoji" w:cs="Segoe UI Emoji"/>
+          <w:b/>
+          <w:bCs/>
+        </w:rPr>
+        <w:t>, Won }</w:t>
       </w:r>
     </w:p>
     <w:p>
       <w:pPr>
         <w:numPr>
           <w:ilvl w:val="0"/>
-          <w:numId w:val="3"/>
+          <w:numId w:val="4"/>
         </w:numPr>
-      </w:pPr>
-      <w:r>
-        <w:rPr>
-          <w:b/>
-          <w:bCs/>
-        </w:rPr>
-        <w:t>Policie métier</w:t>
-      </w:r>
-      <w:r>
-        <w:t xml:space="preserve"> : IShipmentPolicy injectée depuis l’Application Layer</w:t>
+        <w:rPr>
+          <w:rFonts w:ascii="Segoe UI Emoji" w:hAnsi="Segoe UI Emoji" w:cs="Segoe UI Emoji"/>
+          <w:b/>
+          <w:bCs/>
+        </w:rPr>
+      </w:pPr>
+      <w:proofErr w:type="spellStart"/>
+      <w:r>
+        <w:rPr>
+          <w:rFonts w:ascii="Segoe UI Emoji" w:hAnsi="Segoe UI Emoji" w:cs="Segoe UI Emoji"/>
+          <w:b/>
+          <w:bCs/>
+        </w:rPr>
+        <w:t>RecoveryState</w:t>
+      </w:r>
+      <w:proofErr w:type="spellEnd"/>
+      <w:r>
+        <w:rPr>
+          <w:rFonts w:ascii="Segoe UI Emoji" w:hAnsi="Segoe UI Emoji" w:cs="Segoe UI Emoji"/>
+          <w:b/>
+          <w:bCs/>
+        </w:rPr>
+        <w:t xml:space="preserve"> : </w:t>
+      </w:r>
+      <w:proofErr w:type="spellStart"/>
+      <w:r>
+        <w:rPr>
+          <w:rFonts w:ascii="Segoe UI Emoji" w:hAnsi="Segoe UI Emoji" w:cs="Segoe UI Emoji"/>
+          <w:b/>
+          <w:bCs/>
+        </w:rPr>
+        <w:t>enum</w:t>
+      </w:r>
+      <w:proofErr w:type="spellEnd"/>
+      <w:r>
+        <w:rPr>
+          <w:rFonts w:ascii="Segoe UI Emoji" w:hAnsi="Segoe UI Emoji" w:cs="Segoe UI Emoji"/>
+          <w:b/>
+          <w:bCs/>
+        </w:rPr>
+        <w:t xml:space="preserve"> </w:t>
+      </w:r>
+      <w:proofErr w:type="gramStart"/>
+      <w:r>
+        <w:rPr>
+          <w:rFonts w:ascii="Segoe UI Emoji" w:hAnsi="Segoe UI Emoji" w:cs="Segoe UI Emoji"/>
+          <w:b/>
+          <w:bCs/>
+        </w:rPr>
+        <w:t>{ None</w:t>
+      </w:r>
+      <w:proofErr w:type="gramEnd"/>
+      <w:r>
+        <w:rPr>
+          <w:rFonts w:ascii="Segoe UI Emoji" w:hAnsi="Segoe UI Emoji" w:cs="Segoe UI Emoji"/>
+          <w:b/>
+          <w:bCs/>
+        </w:rPr>
+        <w:t xml:space="preserve">, </w:t>
+      </w:r>
+      <w:proofErr w:type="spellStart"/>
+      <w:r>
+        <w:rPr>
+          <w:rFonts w:ascii="Segoe UI Emoji" w:hAnsi="Segoe UI Emoji" w:cs="Segoe UI Emoji"/>
+          <w:b/>
+          <w:bCs/>
+        </w:rPr>
+        <w:t>InternalRecovery</w:t>
+      </w:r>
+      <w:proofErr w:type="spellEnd"/>
+      <w:r>
+        <w:rPr>
+          <w:rFonts w:ascii="Segoe UI Emoji" w:hAnsi="Segoe UI Emoji" w:cs="Segoe UI Emoji"/>
+          <w:b/>
+          <w:bCs/>
+        </w:rPr>
+        <w:t xml:space="preserve">, </w:t>
+      </w:r>
+      <w:proofErr w:type="spellStart"/>
+      <w:r>
+        <w:rPr>
+          <w:rFonts w:ascii="Segoe UI Emoji" w:hAnsi="Segoe UI Emoji" w:cs="Segoe UI Emoji"/>
+          <w:b/>
+          <w:bCs/>
+        </w:rPr>
+        <w:t>ExternalRecovery</w:t>
+      </w:r>
+      <w:proofErr w:type="spellEnd"/>
+      <w:r>
+        <w:rPr>
+          <w:rFonts w:ascii="Segoe UI Emoji" w:hAnsi="Segoe UI Emoji" w:cs="Segoe UI Emoji"/>
+          <w:b/>
+          <w:bCs/>
+        </w:rPr>
+        <w:t xml:space="preserve">, </w:t>
+      </w:r>
+      <w:proofErr w:type="spellStart"/>
+      <w:r>
+        <w:rPr>
+          <w:rFonts w:ascii="Segoe UI Emoji" w:hAnsi="Segoe UI Emoji" w:cs="Segoe UI Emoji"/>
+          <w:b/>
+          <w:bCs/>
+        </w:rPr>
+        <w:t>Recovered</w:t>
+      </w:r>
+      <w:proofErr w:type="spellEnd"/>
+      <w:r>
+        <w:rPr>
+          <w:rFonts w:ascii="Segoe UI Emoji" w:hAnsi="Segoe UI Emoji" w:cs="Segoe UI Emoji"/>
+          <w:b/>
+          <w:bCs/>
+        </w:rPr>
+        <w:t xml:space="preserve"> }</w:t>
       </w:r>
     </w:p>
     <w:p>
-      <w:r>
+      <w:pPr>
+        <w:numPr>
+          <w:ilvl w:val="0"/>
+          <w:numId w:val="4"/>
+        </w:numPr>
+        <w:rPr>
+          <w:rFonts w:ascii="Segoe UI Emoji" w:hAnsi="Segoe UI Emoji" w:cs="Segoe UI Emoji"/>
+          <w:b/>
+          <w:bCs/>
+        </w:rPr>
+      </w:pPr>
+      <w:r>
+        <w:rPr>
+          <w:rFonts w:ascii="Segoe UI Emoji" w:hAnsi="Segoe UI Emoji" w:cs="Segoe UI Emoji"/>
+          <w:b/>
+          <w:bCs/>
+        </w:rPr>
+        <w:t>List&lt;</w:t>
+      </w:r>
+      <w:proofErr w:type="spellStart"/>
+      <w:r>
+        <w:rPr>
+          <w:rFonts w:ascii="Segoe UI Emoji" w:hAnsi="Segoe UI Emoji" w:cs="Segoe UI Emoji"/>
+          <w:b/>
+          <w:bCs/>
+        </w:rPr>
+        <w:t>OrderItem</w:t>
+      </w:r>
+      <w:proofErr w:type="spellEnd"/>
+      <w:r>
+        <w:rPr>
+          <w:rFonts w:ascii="Segoe UI Emoji" w:hAnsi="Segoe UI Emoji" w:cs="Segoe UI Emoji"/>
+          <w:b/>
+          <w:bCs/>
+        </w:rPr>
+        <w:t>&gt;</w:t>
+      </w:r>
+    </w:p>
+    <w:p>
+      <w:pPr>
+        <w:numPr>
+          <w:ilvl w:val="0"/>
+          <w:numId w:val="4"/>
+        </w:numPr>
+        <w:rPr>
+          <w:rFonts w:ascii="Segoe UI Emoji" w:hAnsi="Segoe UI Emoji" w:cs="Segoe UI Emoji"/>
+          <w:b/>
+          <w:bCs/>
+        </w:rPr>
+      </w:pPr>
+      <w:r>
+        <w:rPr>
+          <w:rFonts w:ascii="Segoe UI Emoji" w:hAnsi="Segoe UI Emoji" w:cs="Segoe UI Emoji"/>
+          <w:b/>
+          <w:bCs/>
+        </w:rPr>
+        <w:t xml:space="preserve">Méthodes : </w:t>
+      </w:r>
+      <w:proofErr w:type="spellStart"/>
+      <w:proofErr w:type="gramStart"/>
+      <w:r>
+        <w:rPr>
+          <w:rFonts w:ascii="Segoe UI Emoji" w:hAnsi="Segoe UI Emoji" w:cs="Segoe UI Emoji"/>
+          <w:b/>
+          <w:bCs/>
+        </w:rPr>
+        <w:t>MarkAsPaid</w:t>
+      </w:r>
+      <w:proofErr w:type="spellEnd"/>
+      <w:r>
+        <w:rPr>
+          <w:rFonts w:ascii="Segoe UI Emoji" w:hAnsi="Segoe UI Emoji" w:cs="Segoe UI Emoji"/>
+          <w:b/>
+          <w:bCs/>
+        </w:rPr>
+        <w:t>(</w:t>
+      </w:r>
+      <w:proofErr w:type="gramEnd"/>
+      <w:r>
+        <w:rPr>
+          <w:rFonts w:ascii="Segoe UI Emoji" w:hAnsi="Segoe UI Emoji" w:cs="Segoe UI Emoji"/>
+          <w:b/>
+          <w:bCs/>
+        </w:rPr>
+        <w:t xml:space="preserve">), </w:t>
+      </w:r>
+      <w:proofErr w:type="spellStart"/>
+      <w:r>
+        <w:rPr>
+          <w:rFonts w:ascii="Segoe UI Emoji" w:hAnsi="Segoe UI Emoji" w:cs="Segoe UI Emoji"/>
+          <w:b/>
+          <w:bCs/>
+        </w:rPr>
+        <w:t>Handle</w:t>
+      </w:r>
+      <w:proofErr w:type="spellEnd"/>
+      <w:r>
+        <w:rPr>
+          <w:rFonts w:ascii="Segoe UI Emoji" w:hAnsi="Segoe UI Emoji" w:cs="Segoe UI Emoji"/>
+          <w:b/>
+          <w:bCs/>
+        </w:rPr>
+        <w:t>(</w:t>
+      </w:r>
+      <w:proofErr w:type="spellStart"/>
+      <w:r>
+        <w:rPr>
+          <w:rFonts w:ascii="Segoe UI Emoji" w:hAnsi="Segoe UI Emoji" w:cs="Segoe UI Emoji"/>
+          <w:b/>
+          <w:bCs/>
+        </w:rPr>
+        <w:t>PaymentChargebackPendingEvent</w:t>
+      </w:r>
+      <w:proofErr w:type="spellEnd"/>
+      <w:r>
+        <w:rPr>
+          <w:rFonts w:ascii="Segoe UI Emoji" w:hAnsi="Segoe UI Emoji" w:cs="Segoe UI Emoji"/>
+          <w:b/>
+          <w:bCs/>
+        </w:rPr>
+        <w:t xml:space="preserve">), </w:t>
+      </w:r>
+      <w:proofErr w:type="spellStart"/>
+      <w:r>
+        <w:rPr>
+          <w:rFonts w:ascii="Segoe UI Emoji" w:hAnsi="Segoe UI Emoji" w:cs="Segoe UI Emoji"/>
+          <w:b/>
+          <w:bCs/>
+        </w:rPr>
+        <w:t>Handle</w:t>
+      </w:r>
+      <w:proofErr w:type="spellEnd"/>
+      <w:r>
+        <w:rPr>
+          <w:rFonts w:ascii="Segoe UI Emoji" w:hAnsi="Segoe UI Emoji" w:cs="Segoe UI Emoji"/>
+          <w:b/>
+          <w:bCs/>
+        </w:rPr>
+        <w:t>(</w:t>
+      </w:r>
+      <w:proofErr w:type="spellStart"/>
+      <w:r>
+        <w:rPr>
+          <w:rFonts w:ascii="Segoe UI Emoji" w:hAnsi="Segoe UI Emoji" w:cs="Segoe UI Emoji"/>
+          <w:b/>
+          <w:bCs/>
+        </w:rPr>
+        <w:t>PaymentRefundedEvent</w:t>
+      </w:r>
+      <w:proofErr w:type="spellEnd"/>
+      <w:r>
+        <w:rPr>
+          <w:rFonts w:ascii="Segoe UI Emoji" w:hAnsi="Segoe UI Emoji" w:cs="Segoe UI Emoji"/>
+          <w:b/>
+          <w:bCs/>
+        </w:rPr>
+        <w:t xml:space="preserve">), </w:t>
+      </w:r>
+      <w:proofErr w:type="spellStart"/>
+      <w:r>
+        <w:rPr>
+          <w:rFonts w:ascii="Segoe UI Emoji" w:hAnsi="Segoe UI Emoji" w:cs="Segoe UI Emoji"/>
+          <w:b/>
+          <w:bCs/>
+        </w:rPr>
+        <w:t>Handle</w:t>
+      </w:r>
+      <w:proofErr w:type="spellEnd"/>
+      <w:r>
+        <w:rPr>
+          <w:rFonts w:ascii="Segoe UI Emoji" w:hAnsi="Segoe UI Emoji" w:cs="Segoe UI Emoji"/>
+          <w:b/>
+          <w:bCs/>
+        </w:rPr>
+        <w:t>(</w:t>
+      </w:r>
+      <w:proofErr w:type="spellStart"/>
+      <w:r>
+        <w:rPr>
+          <w:rFonts w:ascii="Segoe UI Emoji" w:hAnsi="Segoe UI Emoji" w:cs="Segoe UI Emoji"/>
+          <w:b/>
+          <w:bCs/>
+        </w:rPr>
+        <w:t>PaymentRepaymentConfirmedEvent</w:t>
+      </w:r>
+      <w:proofErr w:type="spellEnd"/>
+      <w:r>
+        <w:rPr>
+          <w:rFonts w:ascii="Segoe UI Emoji" w:hAnsi="Segoe UI Emoji" w:cs="Segoe UI Emoji"/>
+          <w:b/>
+          <w:bCs/>
+        </w:rPr>
+        <w:t>)</w:t>
+      </w:r>
+    </w:p>
+    <w:p>
+      <w:pPr>
+        <w:rPr>
+          <w:rFonts w:ascii="Segoe UI Emoji" w:hAnsi="Segoe UI Emoji" w:cs="Segoe UI Emoji"/>
+          <w:b/>
+          <w:bCs/>
+        </w:rPr>
+      </w:pPr>
+      <w:proofErr w:type="spellStart"/>
+      <w:r>
+        <w:rPr>
+          <w:rFonts w:ascii="Segoe UI Emoji" w:hAnsi="Segoe UI Emoji" w:cs="Segoe UI Emoji"/>
+          <w:b/>
+          <w:bCs/>
+        </w:rPr>
+        <w:t>Payment</w:t>
+      </w:r>
+      <w:proofErr w:type="spellEnd"/>
+    </w:p>
+    <w:p>
+      <w:pPr>
+        <w:numPr>
+          <w:ilvl w:val="0"/>
+          <w:numId w:val="5"/>
+        </w:numPr>
+        <w:rPr>
+          <w:rFonts w:ascii="Segoe UI Emoji" w:hAnsi="Segoe UI Emoji" w:cs="Segoe UI Emoji"/>
+          <w:b/>
+          <w:bCs/>
+        </w:rPr>
+      </w:pPr>
+      <w:r>
+        <w:rPr>
+          <w:rFonts w:ascii="Segoe UI Emoji" w:hAnsi="Segoe UI Emoji" w:cs="Segoe UI Emoji"/>
+          <w:b/>
+          <w:bCs/>
+        </w:rPr>
+        <w:t xml:space="preserve">Id : </w:t>
+      </w:r>
+      <w:proofErr w:type="spellStart"/>
+      <w:r>
+        <w:rPr>
+          <w:rFonts w:ascii="Segoe UI Emoji" w:hAnsi="Segoe UI Emoji" w:cs="Segoe UI Emoji"/>
+          <w:b/>
+          <w:bCs/>
+        </w:rPr>
+        <w:t>Guid</w:t>
+      </w:r>
+      <w:proofErr w:type="spellEnd"/>
+    </w:p>
+    <w:p>
+      <w:pPr>
+        <w:numPr>
+          <w:ilvl w:val="0"/>
+          <w:numId w:val="5"/>
+        </w:numPr>
+        <w:rPr>
+          <w:rFonts w:ascii="Segoe UI Emoji" w:hAnsi="Segoe UI Emoji" w:cs="Segoe UI Emoji"/>
+          <w:b/>
+          <w:bCs/>
+        </w:rPr>
+      </w:pPr>
+      <w:proofErr w:type="spellStart"/>
+      <w:r>
+        <w:rPr>
+          <w:rFonts w:ascii="Segoe UI Emoji" w:hAnsi="Segoe UI Emoji" w:cs="Segoe UI Emoji"/>
+          <w:b/>
+          <w:bCs/>
+        </w:rPr>
+        <w:t>OrderId</w:t>
+      </w:r>
+      <w:proofErr w:type="spellEnd"/>
+      <w:r>
+        <w:rPr>
+          <w:rFonts w:ascii="Segoe UI Emoji" w:hAnsi="Segoe UI Emoji" w:cs="Segoe UI Emoji"/>
+          <w:b/>
+          <w:bCs/>
+        </w:rPr>
+        <w:t xml:space="preserve"> : </w:t>
+      </w:r>
+      <w:proofErr w:type="spellStart"/>
+      <w:r>
+        <w:rPr>
+          <w:rFonts w:ascii="Segoe UI Emoji" w:hAnsi="Segoe UI Emoji" w:cs="Segoe UI Emoji"/>
+          <w:b/>
+          <w:bCs/>
+        </w:rPr>
+        <w:t>Guid</w:t>
+      </w:r>
+      <w:proofErr w:type="spellEnd"/>
+    </w:p>
+    <w:p>
+      <w:pPr>
+        <w:numPr>
+          <w:ilvl w:val="0"/>
+          <w:numId w:val="5"/>
+        </w:numPr>
+        <w:rPr>
+          <w:rFonts w:ascii="Segoe UI Emoji" w:hAnsi="Segoe UI Emoji" w:cs="Segoe UI Emoji"/>
+          <w:b/>
+          <w:bCs/>
+        </w:rPr>
+      </w:pPr>
+      <w:proofErr w:type="spellStart"/>
+      <w:r>
+        <w:rPr>
+          <w:rFonts w:ascii="Segoe UI Emoji" w:hAnsi="Segoe UI Emoji" w:cs="Segoe UI Emoji"/>
+          <w:b/>
+          <w:bCs/>
+        </w:rPr>
+        <w:t>Amount</w:t>
+      </w:r>
+      <w:proofErr w:type="spellEnd"/>
+      <w:r>
+        <w:rPr>
+          <w:rFonts w:ascii="Segoe UI Emoji" w:hAnsi="Segoe UI Emoji" w:cs="Segoe UI Emoji"/>
+          <w:b/>
+          <w:bCs/>
+        </w:rPr>
+        <w:t xml:space="preserve"> : </w:t>
+      </w:r>
+      <w:proofErr w:type="spellStart"/>
+      <w:r>
+        <w:rPr>
+          <w:rFonts w:ascii="Segoe UI Emoji" w:hAnsi="Segoe UI Emoji" w:cs="Segoe UI Emoji"/>
+          <w:b/>
+          <w:bCs/>
+        </w:rPr>
+        <w:t>decimal</w:t>
+      </w:r>
+      <w:proofErr w:type="spellEnd"/>
+    </w:p>
+    <w:p>
+      <w:pPr>
+        <w:numPr>
+          <w:ilvl w:val="0"/>
+          <w:numId w:val="5"/>
+        </w:numPr>
+        <w:rPr>
+          <w:rFonts w:ascii="Segoe UI Emoji" w:hAnsi="Segoe UI Emoji" w:cs="Segoe UI Emoji"/>
+          <w:b/>
+          <w:bCs/>
+        </w:rPr>
+      </w:pPr>
+      <w:proofErr w:type="spellStart"/>
+      <w:r>
+        <w:rPr>
+          <w:rFonts w:ascii="Segoe UI Emoji" w:hAnsi="Segoe UI Emoji" w:cs="Segoe UI Emoji"/>
+          <w:b/>
+          <w:bCs/>
+        </w:rPr>
+        <w:t>Status</w:t>
+      </w:r>
+      <w:proofErr w:type="spellEnd"/>
+      <w:r>
+        <w:rPr>
+          <w:rFonts w:ascii="Segoe UI Emoji" w:hAnsi="Segoe UI Emoji" w:cs="Segoe UI Emoji"/>
+          <w:b/>
+          <w:bCs/>
+        </w:rPr>
+        <w:t xml:space="preserve"> : </w:t>
+      </w:r>
+      <w:proofErr w:type="spellStart"/>
+      <w:r>
+        <w:rPr>
+          <w:rFonts w:ascii="Segoe UI Emoji" w:hAnsi="Segoe UI Emoji" w:cs="Segoe UI Emoji"/>
+          <w:b/>
+          <w:bCs/>
+        </w:rPr>
+        <w:t>enum</w:t>
+      </w:r>
+      <w:proofErr w:type="spellEnd"/>
+      <w:r>
+        <w:rPr>
+          <w:rFonts w:ascii="Segoe UI Emoji" w:hAnsi="Segoe UI Emoji" w:cs="Segoe UI Emoji"/>
+          <w:b/>
+          <w:bCs/>
+        </w:rPr>
+        <w:t xml:space="preserve"> </w:t>
+      </w:r>
+      <w:proofErr w:type="gramStart"/>
+      <w:r>
+        <w:rPr>
+          <w:rFonts w:ascii="Segoe UI Emoji" w:hAnsi="Segoe UI Emoji" w:cs="Segoe UI Emoji"/>
+          <w:b/>
+          <w:bCs/>
+        </w:rPr>
+        <w:t xml:space="preserve">{ </w:t>
+      </w:r>
+      <w:proofErr w:type="spellStart"/>
+      <w:r>
+        <w:rPr>
+          <w:rFonts w:ascii="Segoe UI Emoji" w:hAnsi="Segoe UI Emoji" w:cs="Segoe UI Emoji"/>
+          <w:b/>
+          <w:bCs/>
+        </w:rPr>
+        <w:t>Pending</w:t>
+      </w:r>
+      <w:proofErr w:type="spellEnd"/>
+      <w:proofErr w:type="gramEnd"/>
+      <w:r>
+        <w:rPr>
+          <w:rFonts w:ascii="Segoe UI Emoji" w:hAnsi="Segoe UI Emoji" w:cs="Segoe UI Emoji"/>
+          <w:b/>
+          <w:bCs/>
+        </w:rPr>
+        <w:t xml:space="preserve">, </w:t>
+      </w:r>
+      <w:proofErr w:type="spellStart"/>
+      <w:r>
+        <w:rPr>
+          <w:rFonts w:ascii="Segoe UI Emoji" w:hAnsi="Segoe UI Emoji" w:cs="Segoe UI Emoji"/>
+          <w:b/>
+          <w:bCs/>
+        </w:rPr>
+        <w:t>Paid</w:t>
+      </w:r>
+      <w:proofErr w:type="spellEnd"/>
+      <w:r>
+        <w:rPr>
+          <w:rFonts w:ascii="Segoe UI Emoji" w:hAnsi="Segoe UI Emoji" w:cs="Segoe UI Emoji"/>
+          <w:b/>
+          <w:bCs/>
+        </w:rPr>
+        <w:t xml:space="preserve">, </w:t>
+      </w:r>
+      <w:proofErr w:type="spellStart"/>
+      <w:r>
+        <w:rPr>
+          <w:rFonts w:ascii="Segoe UI Emoji" w:hAnsi="Segoe UI Emoji" w:cs="Segoe UI Emoji"/>
+          <w:b/>
+          <w:bCs/>
+        </w:rPr>
+        <w:t>ChargebackPending</w:t>
+      </w:r>
+      <w:proofErr w:type="spellEnd"/>
+      <w:r>
+        <w:rPr>
+          <w:rFonts w:ascii="Segoe UI Emoji" w:hAnsi="Segoe UI Emoji" w:cs="Segoe UI Emoji"/>
+          <w:b/>
+          <w:bCs/>
+        </w:rPr>
+        <w:t xml:space="preserve">, </w:t>
+      </w:r>
+      <w:proofErr w:type="spellStart"/>
+      <w:r>
+        <w:rPr>
+          <w:rFonts w:ascii="Segoe UI Emoji" w:hAnsi="Segoe UI Emoji" w:cs="Segoe UI Emoji"/>
+          <w:b/>
+          <w:bCs/>
+        </w:rPr>
+        <w:t>Refunded</w:t>
+      </w:r>
+      <w:proofErr w:type="spellEnd"/>
+      <w:r>
+        <w:rPr>
+          <w:rFonts w:ascii="Segoe UI Emoji" w:hAnsi="Segoe UI Emoji" w:cs="Segoe UI Emoji"/>
+          <w:b/>
+          <w:bCs/>
+        </w:rPr>
+        <w:t xml:space="preserve"> }</w:t>
+      </w:r>
+    </w:p>
+    <w:p>
+      <w:pPr>
+        <w:numPr>
+          <w:ilvl w:val="0"/>
+          <w:numId w:val="5"/>
+        </w:numPr>
+        <w:rPr>
+          <w:rFonts w:ascii="Segoe UI Emoji" w:hAnsi="Segoe UI Emoji" w:cs="Segoe UI Emoji"/>
+          <w:b/>
+          <w:bCs/>
+        </w:rPr>
+      </w:pPr>
+      <w:r>
+        <w:rPr>
+          <w:rFonts w:ascii="Segoe UI Emoji" w:hAnsi="Segoe UI Emoji" w:cs="Segoe UI Emoji"/>
+          <w:b/>
+          <w:bCs/>
+        </w:rPr>
+        <w:t xml:space="preserve">Méthodes : </w:t>
+      </w:r>
+      <w:proofErr w:type="spellStart"/>
+      <w:r>
+        <w:rPr>
+          <w:rFonts w:ascii="Segoe UI Emoji" w:hAnsi="Segoe UI Emoji" w:cs="Segoe UI Emoji"/>
+          <w:b/>
+          <w:bCs/>
+        </w:rPr>
+        <w:t>Confirm</w:t>
+      </w:r>
+      <w:proofErr w:type="spellEnd"/>
+      <w:r>
+        <w:rPr>
+          <w:rFonts w:ascii="Segoe UI Emoji" w:hAnsi="Segoe UI Emoji" w:cs="Segoe UI Emoji"/>
+          <w:b/>
+          <w:bCs/>
+        </w:rPr>
+        <w:t>(</w:t>
+      </w:r>
+      <w:proofErr w:type="spellStart"/>
+      <w:r>
+        <w:rPr>
+          <w:rFonts w:ascii="Segoe UI Emoji" w:hAnsi="Segoe UI Emoji" w:cs="Segoe UI Emoji"/>
+          <w:b/>
+          <w:bCs/>
+        </w:rPr>
+        <w:t>eventId</w:t>
+      </w:r>
+      <w:proofErr w:type="spellEnd"/>
+      <w:r>
+        <w:rPr>
+          <w:rFonts w:ascii="Segoe UI Emoji" w:hAnsi="Segoe UI Emoji" w:cs="Segoe UI Emoji"/>
+          <w:b/>
+          <w:bCs/>
+        </w:rPr>
+        <w:t xml:space="preserve">), </w:t>
+      </w:r>
+      <w:proofErr w:type="spellStart"/>
+      <w:r>
+        <w:rPr>
+          <w:rFonts w:ascii="Segoe UI Emoji" w:hAnsi="Segoe UI Emoji" w:cs="Segoe UI Emoji"/>
+          <w:b/>
+          <w:bCs/>
+        </w:rPr>
+        <w:t>RegisterChargeback</w:t>
+      </w:r>
+      <w:proofErr w:type="spellEnd"/>
+      <w:r>
+        <w:rPr>
+          <w:rFonts w:ascii="Segoe UI Emoji" w:hAnsi="Segoe UI Emoji" w:cs="Segoe UI Emoji"/>
+          <w:b/>
+          <w:bCs/>
+        </w:rPr>
+        <w:t>(</w:t>
+      </w:r>
+      <w:proofErr w:type="spellStart"/>
+      <w:r>
+        <w:rPr>
+          <w:rFonts w:ascii="Segoe UI Emoji" w:hAnsi="Segoe UI Emoji" w:cs="Segoe UI Emoji"/>
+          <w:b/>
+          <w:bCs/>
+        </w:rPr>
+        <w:t>eventId</w:t>
+      </w:r>
+      <w:proofErr w:type="spellEnd"/>
+      <w:r>
+        <w:rPr>
+          <w:rFonts w:ascii="Segoe UI Emoji" w:hAnsi="Segoe UI Emoji" w:cs="Segoe UI Emoji"/>
+          <w:b/>
+          <w:bCs/>
+        </w:rPr>
+        <w:t xml:space="preserve">), </w:t>
+      </w:r>
+      <w:proofErr w:type="spellStart"/>
+      <w:r>
+        <w:rPr>
+          <w:rFonts w:ascii="Segoe UI Emoji" w:hAnsi="Segoe UI Emoji" w:cs="Segoe UI Emoji"/>
+          <w:b/>
+          <w:bCs/>
+        </w:rPr>
+        <w:t>ConfirmFundsDebited</w:t>
+      </w:r>
+      <w:proofErr w:type="spellEnd"/>
+      <w:r>
+        <w:rPr>
+          <w:rFonts w:ascii="Segoe UI Emoji" w:hAnsi="Segoe UI Emoji" w:cs="Segoe UI Emoji"/>
+          <w:b/>
+          <w:bCs/>
+        </w:rPr>
+        <w:t>(</w:t>
+      </w:r>
+      <w:proofErr w:type="spellStart"/>
+      <w:r>
+        <w:rPr>
+          <w:rFonts w:ascii="Segoe UI Emoji" w:hAnsi="Segoe UI Emoji" w:cs="Segoe UI Emoji"/>
+          <w:b/>
+          <w:bCs/>
+        </w:rPr>
+        <w:t>eventId</w:t>
+      </w:r>
+      <w:proofErr w:type="spellEnd"/>
+      <w:r>
+        <w:rPr>
+          <w:rFonts w:ascii="Segoe UI Emoji" w:hAnsi="Segoe UI Emoji" w:cs="Segoe UI Emoji"/>
+          <w:b/>
+          <w:bCs/>
+        </w:rPr>
+        <w:t xml:space="preserve">), </w:t>
+      </w:r>
+      <w:proofErr w:type="spellStart"/>
+      <w:r>
+        <w:rPr>
+          <w:rFonts w:ascii="Segoe UI Emoji" w:hAnsi="Segoe UI Emoji" w:cs="Segoe UI Emoji"/>
+          <w:b/>
+          <w:bCs/>
+        </w:rPr>
+        <w:t>ConfirmRepayment</w:t>
+      </w:r>
+      <w:proofErr w:type="spellEnd"/>
+      <w:r>
+        <w:rPr>
+          <w:rFonts w:ascii="Segoe UI Emoji" w:hAnsi="Segoe UI Emoji" w:cs="Segoe UI Emoji"/>
+          <w:b/>
+          <w:bCs/>
+        </w:rPr>
+        <w:t>(</w:t>
+      </w:r>
+      <w:proofErr w:type="spellStart"/>
+      <w:r>
+        <w:rPr>
+          <w:rFonts w:ascii="Segoe UI Emoji" w:hAnsi="Segoe UI Emoji" w:cs="Segoe UI Emoji"/>
+          <w:b/>
+          <w:bCs/>
+        </w:rPr>
+        <w:t>eventId</w:t>
+      </w:r>
+      <w:proofErr w:type="spellEnd"/>
+      <w:r>
+        <w:rPr>
+          <w:rFonts w:ascii="Segoe UI Emoji" w:hAnsi="Segoe UI Emoji" w:cs="Segoe UI Emoji"/>
+          <w:b/>
+          <w:bCs/>
+        </w:rPr>
+        <w:t>)</w:t>
+      </w:r>
+    </w:p>
+    <w:p>
+      <w:pPr>
+        <w:numPr>
+          <w:ilvl w:val="0"/>
+          <w:numId w:val="5"/>
+        </w:numPr>
+        <w:rPr>
+          <w:rFonts w:ascii="Segoe UI Emoji" w:hAnsi="Segoe UI Emoji" w:cs="Segoe UI Emoji"/>
+          <w:b/>
+          <w:bCs/>
+        </w:rPr>
+      </w:pPr>
+      <w:r>
+        <w:rPr>
+          <w:rFonts w:ascii="Segoe UI Emoji" w:hAnsi="Segoe UI Emoji" w:cs="Segoe UI Emoji"/>
+          <w:b/>
+          <w:bCs/>
+        </w:rPr>
+        <w:t>_</w:t>
+      </w:r>
+      <w:proofErr w:type="spellStart"/>
+      <w:r>
+        <w:rPr>
+          <w:rFonts w:ascii="Segoe UI Emoji" w:hAnsi="Segoe UI Emoji" w:cs="Segoe UI Emoji"/>
+          <w:b/>
+          <w:bCs/>
+        </w:rPr>
+        <w:t>processedEvents</w:t>
+      </w:r>
+      <w:proofErr w:type="spellEnd"/>
+      <w:r>
+        <w:rPr>
+          <w:rFonts w:ascii="Segoe UI Emoji" w:hAnsi="Segoe UI Emoji" w:cs="Segoe UI Emoji"/>
+          <w:b/>
+          <w:bCs/>
+        </w:rPr>
+        <w:t xml:space="preserve"> : pour idempotence</w:t>
+      </w:r>
+    </w:p>
+    <w:p>
+      <w:pPr>
+        <w:rPr>
+          <w:rFonts w:ascii="Segoe UI Emoji" w:hAnsi="Segoe UI Emoji" w:cs="Segoe UI Emoji"/>
+          <w:b/>
+          <w:bCs/>
+        </w:rPr>
+      </w:pPr>
+      <w:r>
+        <w:rPr>
+          <w:rFonts w:ascii="Segoe UI Emoji" w:hAnsi="Segoe UI Emoji" w:cs="Segoe UI Emoji"/>
+          <w:b/>
+          <w:bCs/>
+        </w:rPr>
+        <w:t>Domain Events</w:t>
+      </w:r>
+    </w:p>
+    <w:p>
+      <w:pPr>
+        <w:numPr>
+          <w:ilvl w:val="0"/>
+          <w:numId w:val="6"/>
+        </w:numPr>
+        <w:rPr>
+          <w:rFonts w:ascii="Segoe UI Emoji" w:hAnsi="Segoe UI Emoji" w:cs="Segoe UI Emoji"/>
+          <w:b/>
+          <w:bCs/>
+        </w:rPr>
+      </w:pPr>
+      <w:proofErr w:type="spellStart"/>
+      <w:proofErr w:type="gramStart"/>
+      <w:r>
+        <w:rPr>
+          <w:rFonts w:ascii="Segoe UI Emoji" w:hAnsi="Segoe UI Emoji" w:cs="Segoe UI Emoji"/>
+          <w:b/>
+          <w:bCs/>
+        </w:rPr>
+        <w:t>PaymentConfirmedDomainEvent</w:t>
+      </w:r>
+      <w:proofErr w:type="spellEnd"/>
+      <w:r>
+        <w:rPr>
+          <w:rFonts w:ascii="Segoe UI Emoji" w:hAnsi="Segoe UI Emoji" w:cs="Segoe UI Emoji"/>
+          <w:b/>
+          <w:bCs/>
+        </w:rPr>
+        <w:t>(</w:t>
+      </w:r>
+      <w:proofErr w:type="spellStart"/>
+      <w:proofErr w:type="gramEnd"/>
+      <w:r>
+        <w:rPr>
+          <w:rFonts w:ascii="Segoe UI Emoji" w:hAnsi="Segoe UI Emoji" w:cs="Segoe UI Emoji"/>
+          <w:b/>
+          <w:bCs/>
+        </w:rPr>
+        <w:t>OrderId</w:t>
+      </w:r>
+      <w:proofErr w:type="spellEnd"/>
+      <w:r>
+        <w:rPr>
+          <w:rFonts w:ascii="Segoe UI Emoji" w:hAnsi="Segoe UI Emoji" w:cs="Segoe UI Emoji"/>
+          <w:b/>
+          <w:bCs/>
+        </w:rPr>
+        <w:t xml:space="preserve">, </w:t>
+      </w:r>
+      <w:proofErr w:type="spellStart"/>
+      <w:r>
+        <w:rPr>
+          <w:rFonts w:ascii="Segoe UI Emoji" w:hAnsi="Segoe UI Emoji" w:cs="Segoe UI Emoji"/>
+          <w:b/>
+          <w:bCs/>
+        </w:rPr>
+        <w:t>PaymentId</w:t>
+      </w:r>
+      <w:proofErr w:type="spellEnd"/>
+      <w:r>
+        <w:rPr>
+          <w:rFonts w:ascii="Segoe UI Emoji" w:hAnsi="Segoe UI Emoji" w:cs="Segoe UI Emoji"/>
+          <w:b/>
+          <w:bCs/>
+        </w:rPr>
+        <w:t xml:space="preserve">, </w:t>
+      </w:r>
+      <w:proofErr w:type="spellStart"/>
+      <w:r>
+        <w:rPr>
+          <w:rFonts w:ascii="Segoe UI Emoji" w:hAnsi="Segoe UI Emoji" w:cs="Segoe UI Emoji"/>
+          <w:b/>
+          <w:bCs/>
+        </w:rPr>
+        <w:t>Amount</w:t>
+      </w:r>
+      <w:proofErr w:type="spellEnd"/>
+      <w:r>
+        <w:rPr>
+          <w:rFonts w:ascii="Segoe UI Emoji" w:hAnsi="Segoe UI Emoji" w:cs="Segoe UI Emoji"/>
+          <w:b/>
+          <w:bCs/>
+        </w:rPr>
+        <w:t>)</w:t>
+      </w:r>
+    </w:p>
+    <w:p>
+      <w:pPr>
+        <w:numPr>
+          <w:ilvl w:val="0"/>
+          <w:numId w:val="6"/>
+        </w:numPr>
+        <w:rPr>
+          <w:rFonts w:ascii="Segoe UI Emoji" w:hAnsi="Segoe UI Emoji" w:cs="Segoe UI Emoji"/>
+          <w:b/>
+          <w:bCs/>
+        </w:rPr>
+      </w:pPr>
+      <w:proofErr w:type="spellStart"/>
+      <w:proofErr w:type="gramStart"/>
+      <w:r>
+        <w:rPr>
+          <w:rFonts w:ascii="Segoe UI Emoji" w:hAnsi="Segoe UI Emoji" w:cs="Segoe UI Emoji"/>
+          <w:b/>
+          <w:bCs/>
+        </w:rPr>
+        <w:t>PaymentChargebackPendingEvent</w:t>
+      </w:r>
+      <w:proofErr w:type="spellEnd"/>
+      <w:r>
+        <w:rPr>
+          <w:rFonts w:ascii="Segoe UI Emoji" w:hAnsi="Segoe UI Emoji" w:cs="Segoe UI Emoji"/>
+          <w:b/>
+          <w:bCs/>
+        </w:rPr>
+        <w:t>(</w:t>
+      </w:r>
+      <w:proofErr w:type="spellStart"/>
+      <w:proofErr w:type="gramEnd"/>
+      <w:r>
+        <w:rPr>
+          <w:rFonts w:ascii="Segoe UI Emoji" w:hAnsi="Segoe UI Emoji" w:cs="Segoe UI Emoji"/>
+          <w:b/>
+          <w:bCs/>
+        </w:rPr>
+        <w:t>OrderId</w:t>
+      </w:r>
+      <w:proofErr w:type="spellEnd"/>
+      <w:r>
+        <w:rPr>
+          <w:rFonts w:ascii="Segoe UI Emoji" w:hAnsi="Segoe UI Emoji" w:cs="Segoe UI Emoji"/>
+          <w:b/>
+          <w:bCs/>
+        </w:rPr>
+        <w:t xml:space="preserve">, </w:t>
+      </w:r>
+      <w:proofErr w:type="spellStart"/>
+      <w:r>
+        <w:rPr>
+          <w:rFonts w:ascii="Segoe UI Emoji" w:hAnsi="Segoe UI Emoji" w:cs="Segoe UI Emoji"/>
+          <w:b/>
+          <w:bCs/>
+        </w:rPr>
+        <w:t>PaymentId</w:t>
+      </w:r>
+      <w:proofErr w:type="spellEnd"/>
+      <w:r>
+        <w:rPr>
+          <w:rFonts w:ascii="Segoe UI Emoji" w:hAnsi="Segoe UI Emoji" w:cs="Segoe UI Emoji"/>
+          <w:b/>
+          <w:bCs/>
+        </w:rPr>
+        <w:t xml:space="preserve">, </w:t>
+      </w:r>
+      <w:proofErr w:type="spellStart"/>
+      <w:r>
+        <w:rPr>
+          <w:rFonts w:ascii="Segoe UI Emoji" w:hAnsi="Segoe UI Emoji" w:cs="Segoe UI Emoji"/>
+          <w:b/>
+          <w:bCs/>
+        </w:rPr>
+        <w:t>Amount</w:t>
+      </w:r>
+      <w:proofErr w:type="spellEnd"/>
+      <w:r>
+        <w:rPr>
+          <w:rFonts w:ascii="Segoe UI Emoji" w:hAnsi="Segoe UI Emoji" w:cs="Segoe UI Emoji"/>
+          <w:b/>
+          <w:bCs/>
+        </w:rPr>
+        <w:t>)</w:t>
+      </w:r>
+    </w:p>
+    <w:p>
+      <w:pPr>
+        <w:numPr>
+          <w:ilvl w:val="0"/>
+          <w:numId w:val="6"/>
+        </w:numPr>
+        <w:rPr>
+          <w:rFonts w:ascii="Segoe UI Emoji" w:hAnsi="Segoe UI Emoji" w:cs="Segoe UI Emoji"/>
+          <w:b/>
+          <w:bCs/>
+        </w:rPr>
+      </w:pPr>
+      <w:proofErr w:type="spellStart"/>
+      <w:proofErr w:type="gramStart"/>
+      <w:r>
+        <w:rPr>
+          <w:rFonts w:ascii="Segoe UI Emoji" w:hAnsi="Segoe UI Emoji" w:cs="Segoe UI Emoji"/>
+          <w:b/>
+          <w:bCs/>
+        </w:rPr>
+        <w:t>PaymentRefundedEvent</w:t>
+      </w:r>
+      <w:proofErr w:type="spellEnd"/>
+      <w:r>
+        <w:rPr>
+          <w:rFonts w:ascii="Segoe UI Emoji" w:hAnsi="Segoe UI Emoji" w:cs="Segoe UI Emoji"/>
+          <w:b/>
+          <w:bCs/>
+        </w:rPr>
+        <w:t>(</w:t>
+      </w:r>
+      <w:proofErr w:type="spellStart"/>
+      <w:proofErr w:type="gramEnd"/>
+      <w:r>
+        <w:rPr>
+          <w:rFonts w:ascii="Segoe UI Emoji" w:hAnsi="Segoe UI Emoji" w:cs="Segoe UI Emoji"/>
+          <w:b/>
+          <w:bCs/>
+        </w:rPr>
+        <w:t>OrderId</w:t>
+      </w:r>
+      <w:proofErr w:type="spellEnd"/>
+      <w:r>
+        <w:rPr>
+          <w:rFonts w:ascii="Segoe UI Emoji" w:hAnsi="Segoe UI Emoji" w:cs="Segoe UI Emoji"/>
+          <w:b/>
+          <w:bCs/>
+        </w:rPr>
+        <w:t xml:space="preserve">, </w:t>
+      </w:r>
+      <w:proofErr w:type="spellStart"/>
+      <w:r>
+        <w:rPr>
+          <w:rFonts w:ascii="Segoe UI Emoji" w:hAnsi="Segoe UI Emoji" w:cs="Segoe UI Emoji"/>
+          <w:b/>
+          <w:bCs/>
+        </w:rPr>
+        <w:t>PaymentId</w:t>
+      </w:r>
+      <w:proofErr w:type="spellEnd"/>
+      <w:r>
+        <w:rPr>
+          <w:rFonts w:ascii="Segoe UI Emoji" w:hAnsi="Segoe UI Emoji" w:cs="Segoe UI Emoji"/>
+          <w:b/>
+          <w:bCs/>
+        </w:rPr>
+        <w:t xml:space="preserve">, </w:t>
+      </w:r>
+      <w:proofErr w:type="spellStart"/>
+      <w:r>
+        <w:rPr>
+          <w:rFonts w:ascii="Segoe UI Emoji" w:hAnsi="Segoe UI Emoji" w:cs="Segoe UI Emoji"/>
+          <w:b/>
+          <w:bCs/>
+        </w:rPr>
+        <w:t>Amount</w:t>
+      </w:r>
+      <w:proofErr w:type="spellEnd"/>
+      <w:r>
+        <w:rPr>
+          <w:rFonts w:ascii="Segoe UI Emoji" w:hAnsi="Segoe UI Emoji" w:cs="Segoe UI Emoji"/>
+          <w:b/>
+          <w:bCs/>
+        </w:rPr>
+        <w:t>)</w:t>
+      </w:r>
+    </w:p>
+    <w:p>
+      <w:pPr>
+        <w:numPr>
+          <w:ilvl w:val="0"/>
+          <w:numId w:val="6"/>
+        </w:numPr>
+        <w:rPr>
+          <w:rFonts w:ascii="Segoe UI Emoji" w:hAnsi="Segoe UI Emoji" w:cs="Segoe UI Emoji"/>
+          <w:b/>
+          <w:bCs/>
+        </w:rPr>
+      </w:pPr>
+      <w:proofErr w:type="spellStart"/>
+      <w:proofErr w:type="gramStart"/>
+      <w:r>
+        <w:rPr>
+          <w:rFonts w:ascii="Segoe UI Emoji" w:hAnsi="Segoe UI Emoji" w:cs="Segoe UI Emoji"/>
+          <w:b/>
+          <w:bCs/>
+        </w:rPr>
+        <w:t>PaymentRepaymentConfirmedEvent</w:t>
+      </w:r>
+      <w:proofErr w:type="spellEnd"/>
+      <w:r>
+        <w:rPr>
+          <w:rFonts w:ascii="Segoe UI Emoji" w:hAnsi="Segoe UI Emoji" w:cs="Segoe UI Emoji"/>
+          <w:b/>
+          <w:bCs/>
+        </w:rPr>
+        <w:t>(</w:t>
+      </w:r>
+      <w:proofErr w:type="spellStart"/>
+      <w:proofErr w:type="gramEnd"/>
+      <w:r>
+        <w:rPr>
+          <w:rFonts w:ascii="Segoe UI Emoji" w:hAnsi="Segoe UI Emoji" w:cs="Segoe UI Emoji"/>
+          <w:b/>
+          <w:bCs/>
+        </w:rPr>
+        <w:t>OrderId</w:t>
+      </w:r>
+      <w:proofErr w:type="spellEnd"/>
+      <w:r>
+        <w:rPr>
+          <w:rFonts w:ascii="Segoe UI Emoji" w:hAnsi="Segoe UI Emoji" w:cs="Segoe UI Emoji"/>
+          <w:b/>
+          <w:bCs/>
+        </w:rPr>
+        <w:t xml:space="preserve">, </w:t>
+      </w:r>
+      <w:proofErr w:type="spellStart"/>
+      <w:r>
+        <w:rPr>
+          <w:rFonts w:ascii="Segoe UI Emoji" w:hAnsi="Segoe UI Emoji" w:cs="Segoe UI Emoji"/>
+          <w:b/>
+          <w:bCs/>
+        </w:rPr>
+        <w:t>PaymentId</w:t>
+      </w:r>
+      <w:proofErr w:type="spellEnd"/>
+      <w:r>
+        <w:rPr>
+          <w:rFonts w:ascii="Segoe UI Emoji" w:hAnsi="Segoe UI Emoji" w:cs="Segoe UI Emoji"/>
+          <w:b/>
+          <w:bCs/>
+        </w:rPr>
+        <w:t xml:space="preserve">, </w:t>
+      </w:r>
+      <w:proofErr w:type="spellStart"/>
+      <w:r>
+        <w:rPr>
+          <w:rFonts w:ascii="Segoe UI Emoji" w:hAnsi="Segoe UI Emoji" w:cs="Segoe UI Emoji"/>
+          <w:b/>
+          <w:bCs/>
+        </w:rPr>
+        <w:t>Amount</w:t>
+      </w:r>
+      <w:proofErr w:type="spellEnd"/>
+      <w:r>
+        <w:rPr>
+          <w:rFonts w:ascii="Segoe UI Emoji" w:hAnsi="Segoe UI Emoji" w:cs="Segoe UI Emoji"/>
+          <w:b/>
+          <w:bCs/>
+        </w:rPr>
+        <w:t>)</w:t>
+      </w:r>
+    </w:p>
+    <w:p>
+      <w:pPr>
+        <w:rPr>
+          <w:rFonts w:ascii="Segoe UI Emoji" w:hAnsi="Segoe UI Emoji" w:cs="Segoe UI Emoji"/>
+          <w:b/>
+          <w:bCs/>
+        </w:rPr>
+      </w:pPr>
+      <w:proofErr w:type="spellStart"/>
+      <w:r>
+        <w:rPr>
+          <w:rFonts w:ascii="Segoe UI Emoji" w:hAnsi="Segoe UI Emoji" w:cs="Segoe UI Emoji"/>
+          <w:b/>
+          <w:bCs/>
+        </w:rPr>
+        <w:t>OrderItem</w:t>
+      </w:r>
+      <w:proofErr w:type="spellEnd"/>
+    </w:p>
+    <w:p>
+      <w:pPr>
+        <w:numPr>
+          <w:ilvl w:val="0"/>
+          <w:numId w:val="7"/>
+        </w:numPr>
+        <w:rPr>
+          <w:rFonts w:ascii="Segoe UI Emoji" w:hAnsi="Segoe UI Emoji" w:cs="Segoe UI Emoji"/>
+          <w:b/>
+          <w:bCs/>
+        </w:rPr>
+      </w:pPr>
+      <w:r>
+        <w:rPr>
+          <w:rFonts w:ascii="Segoe UI Emoji" w:hAnsi="Segoe UI Emoji" w:cs="Segoe UI Emoji"/>
+          <w:b/>
+          <w:bCs/>
+        </w:rPr>
+        <w:t xml:space="preserve">Id : </w:t>
+      </w:r>
+      <w:proofErr w:type="spellStart"/>
+      <w:r>
+        <w:rPr>
+          <w:rFonts w:ascii="Segoe UI Emoji" w:hAnsi="Segoe UI Emoji" w:cs="Segoe UI Emoji"/>
+          <w:b/>
+          <w:bCs/>
+        </w:rPr>
+        <w:t>Guid</w:t>
+      </w:r>
+      <w:proofErr w:type="spellEnd"/>
+    </w:p>
+    <w:p>
+      <w:pPr>
+        <w:numPr>
+          <w:ilvl w:val="0"/>
+          <w:numId w:val="7"/>
+        </w:numPr>
+        <w:rPr>
+          <w:rFonts w:ascii="Segoe UI Emoji" w:hAnsi="Segoe UI Emoji" w:cs="Segoe UI Emoji"/>
+          <w:b/>
+          <w:bCs/>
+        </w:rPr>
+      </w:pPr>
+      <w:proofErr w:type="spellStart"/>
+      <w:r>
+        <w:rPr>
+          <w:rFonts w:ascii="Segoe UI Emoji" w:hAnsi="Segoe UI Emoji" w:cs="Segoe UI Emoji"/>
+          <w:b/>
+          <w:bCs/>
+        </w:rPr>
+        <w:t>ProductId</w:t>
+      </w:r>
+      <w:proofErr w:type="spellEnd"/>
+      <w:r>
+        <w:rPr>
+          <w:rFonts w:ascii="Segoe UI Emoji" w:hAnsi="Segoe UI Emoji" w:cs="Segoe UI Emoji"/>
+          <w:b/>
+          <w:bCs/>
+        </w:rPr>
+        <w:t xml:space="preserve"> : </w:t>
+      </w:r>
+      <w:proofErr w:type="spellStart"/>
+      <w:r>
+        <w:rPr>
+          <w:rFonts w:ascii="Segoe UI Emoji" w:hAnsi="Segoe UI Emoji" w:cs="Segoe UI Emoji"/>
+          <w:b/>
+          <w:bCs/>
+        </w:rPr>
+        <w:t>Guid</w:t>
+      </w:r>
+      <w:proofErr w:type="spellEnd"/>
+    </w:p>
+    <w:p>
+      <w:pPr>
+        <w:numPr>
+          <w:ilvl w:val="0"/>
+          <w:numId w:val="7"/>
+        </w:numPr>
+        <w:rPr>
+          <w:rFonts w:ascii="Segoe UI Emoji" w:hAnsi="Segoe UI Emoji" w:cs="Segoe UI Emoji"/>
+          <w:b/>
+          <w:bCs/>
+        </w:rPr>
+      </w:pPr>
+      <w:proofErr w:type="spellStart"/>
+      <w:r>
+        <w:rPr>
+          <w:rFonts w:ascii="Segoe UI Emoji" w:hAnsi="Segoe UI Emoji" w:cs="Segoe UI Emoji"/>
+          <w:b/>
+          <w:bCs/>
+        </w:rPr>
+        <w:t>Quantity</w:t>
+      </w:r>
+      <w:proofErr w:type="spellEnd"/>
+      <w:r>
+        <w:rPr>
+          <w:rFonts w:ascii="Segoe UI Emoji" w:hAnsi="Segoe UI Emoji" w:cs="Segoe UI Emoji"/>
+          <w:b/>
+          <w:bCs/>
+        </w:rPr>
+        <w:t xml:space="preserve"> : </w:t>
+      </w:r>
+      <w:proofErr w:type="spellStart"/>
+      <w:r>
+        <w:rPr>
+          <w:rFonts w:ascii="Segoe UI Emoji" w:hAnsi="Segoe UI Emoji" w:cs="Segoe UI Emoji"/>
+          <w:b/>
+          <w:bCs/>
+        </w:rPr>
+        <w:t>int</w:t>
+      </w:r>
+      <w:proofErr w:type="spellEnd"/>
+    </w:p>
+    <w:p>
+      <w:pPr>
+        <w:numPr>
+          <w:ilvl w:val="0"/>
+          <w:numId w:val="7"/>
+        </w:numPr>
+        <w:rPr>
+          <w:rFonts w:ascii="Segoe UI Emoji" w:hAnsi="Segoe UI Emoji" w:cs="Segoe UI Emoji"/>
+          <w:b/>
+          <w:bCs/>
+        </w:rPr>
+      </w:pPr>
+      <w:proofErr w:type="spellStart"/>
+      <w:r>
+        <w:rPr>
+          <w:rFonts w:ascii="Segoe UI Emoji" w:hAnsi="Segoe UI Emoji" w:cs="Segoe UI Emoji"/>
+          <w:b/>
+          <w:bCs/>
+        </w:rPr>
+        <w:t>UnitPriceHt</w:t>
+      </w:r>
+      <w:proofErr w:type="spellEnd"/>
+      <w:r>
+        <w:rPr>
+          <w:rFonts w:ascii="Segoe UI Emoji" w:hAnsi="Segoe UI Emoji" w:cs="Segoe UI Emoji"/>
+          <w:b/>
+          <w:bCs/>
+        </w:rPr>
+        <w:t xml:space="preserve"> : </w:t>
+      </w:r>
+      <w:proofErr w:type="spellStart"/>
+      <w:r>
+        <w:rPr>
+          <w:rFonts w:ascii="Segoe UI Emoji" w:hAnsi="Segoe UI Emoji" w:cs="Segoe UI Emoji"/>
+          <w:b/>
+          <w:bCs/>
+        </w:rPr>
+        <w:t>decimal</w:t>
+      </w:r>
+      <w:proofErr w:type="spellEnd"/>
+    </w:p>
+    <w:p>
+      <w:pPr>
+        <w:rPr>
+          <w:rFonts w:ascii="Segoe UI Emoji" w:hAnsi="Segoe UI Emoji" w:cs="Segoe UI Emoji"/>
+          <w:b/>
+          <w:bCs/>
+        </w:rPr>
+      </w:pPr>
+      <w:r>
+        <w:rPr>
+          <w:rFonts w:ascii="Segoe UI Emoji" w:hAnsi="Segoe UI Emoji" w:cs="Segoe UI Emoji"/>
+          <w:b/>
+          <w:bCs/>
+        </w:rPr>
+        <w:lastRenderedPageBreak/>
+        <w:t>📌 2️⃣ Relations</w:t>
+      </w:r>
+    </w:p>
+    <w:p>
+      <w:pPr>
+        <w:numPr>
+          <w:ilvl w:val="0"/>
+          <w:numId w:val="8"/>
+        </w:numPr>
+        <w:rPr>
+          <w:rFonts w:ascii="Segoe UI Emoji" w:hAnsi="Segoe UI Emoji" w:cs="Segoe UI Emoji"/>
+          <w:b/>
+          <w:bCs/>
+        </w:rPr>
+      </w:pPr>
+      <w:proofErr w:type="spellStart"/>
+      <w:r>
+        <w:rPr>
+          <w:rFonts w:ascii="Segoe UI Emoji" w:hAnsi="Segoe UI Emoji" w:cs="Segoe UI Emoji"/>
+          <w:b/>
+          <w:bCs/>
+        </w:rPr>
+        <w:t>Order</w:t>
+      </w:r>
+      <w:proofErr w:type="spellEnd"/>
+      <w:r>
+        <w:rPr>
+          <w:rFonts w:ascii="Segoe UI Emoji" w:hAnsi="Segoe UI Emoji" w:cs="Segoe UI Emoji"/>
+          <w:b/>
+          <w:bCs/>
+        </w:rPr>
+        <w:t xml:space="preserve"> 1 — </w:t>
+      </w:r>
+      <w:r>
+        <w:rPr>
+          <w:rFonts w:ascii="Segoe UI Emoji" w:hAnsi="Segoe UI Emoji" w:cs="Segoe UI Emoji"/>
+          <w:b/>
+          <w:bCs/>
+          <w:i/>
+          <w:iCs/>
+        </w:rPr>
+        <w:t>n</w:t>
+      </w:r>
+      <w:r>
+        <w:rPr>
+          <w:rFonts w:ascii="Segoe UI Emoji" w:hAnsi="Segoe UI Emoji" w:cs="Segoe UI Emoji"/>
+          <w:b/>
+          <w:bCs/>
+        </w:rPr>
+        <w:t xml:space="preserve"> </w:t>
+      </w:r>
+      <w:proofErr w:type="spellStart"/>
+      <w:r>
+        <w:rPr>
+          <w:rFonts w:ascii="Segoe UI Emoji" w:hAnsi="Segoe UI Emoji" w:cs="Segoe UI Emoji"/>
+          <w:b/>
+          <w:bCs/>
+        </w:rPr>
+        <w:t>OrderItem</w:t>
+      </w:r>
+      <w:proofErr w:type="spellEnd"/>
+    </w:p>
+    <w:p>
+      <w:pPr>
+        <w:numPr>
+          <w:ilvl w:val="0"/>
+          <w:numId w:val="8"/>
+        </w:numPr>
+        <w:rPr>
+          <w:rFonts w:ascii="Segoe UI Emoji" w:hAnsi="Segoe UI Emoji" w:cs="Segoe UI Emoji"/>
+          <w:b/>
+          <w:bCs/>
+        </w:rPr>
+      </w:pPr>
+      <w:proofErr w:type="spellStart"/>
+      <w:r>
+        <w:rPr>
+          <w:rFonts w:ascii="Segoe UI Emoji" w:hAnsi="Segoe UI Emoji" w:cs="Segoe UI Emoji"/>
+          <w:b/>
+          <w:bCs/>
+        </w:rPr>
+        <w:t>Order</w:t>
+      </w:r>
+      <w:proofErr w:type="spellEnd"/>
+      <w:r>
+        <w:rPr>
+          <w:rFonts w:ascii="Segoe UI Emoji" w:hAnsi="Segoe UI Emoji" w:cs="Segoe UI Emoji"/>
+          <w:b/>
+          <w:bCs/>
+        </w:rPr>
+        <w:t xml:space="preserve"> 1 — </w:t>
+      </w:r>
+      <w:proofErr w:type="gramStart"/>
+      <w:r>
+        <w:rPr>
+          <w:rFonts w:ascii="Segoe UI Emoji" w:hAnsi="Segoe UI Emoji" w:cs="Segoe UI Emoji"/>
+          <w:b/>
+          <w:bCs/>
+        </w:rPr>
+        <w:t>1..</w:t>
+      </w:r>
+      <w:proofErr w:type="gramEnd"/>
+      <w:r>
+        <w:rPr>
+          <w:rFonts w:ascii="Segoe UI Emoji" w:hAnsi="Segoe UI Emoji" w:cs="Segoe UI Emoji"/>
+          <w:b/>
+          <w:bCs/>
+        </w:rPr>
+        <w:t xml:space="preserve">* </w:t>
+      </w:r>
+      <w:proofErr w:type="spellStart"/>
+      <w:r>
+        <w:rPr>
+          <w:rFonts w:ascii="Segoe UI Emoji" w:hAnsi="Segoe UI Emoji" w:cs="Segoe UI Emoji"/>
+          <w:b/>
+          <w:bCs/>
+        </w:rPr>
+        <w:t>Payment</w:t>
+      </w:r>
+      <w:proofErr w:type="spellEnd"/>
+      <w:r>
+        <w:rPr>
+          <w:rFonts w:ascii="Segoe UI Emoji" w:hAnsi="Segoe UI Emoji" w:cs="Segoe UI Emoji"/>
+          <w:b/>
+          <w:bCs/>
+        </w:rPr>
+        <w:t xml:space="preserve"> (chaque paiement lié à une commande)</w:t>
+      </w:r>
+    </w:p>
+    <w:p>
+      <w:pPr>
+        <w:numPr>
+          <w:ilvl w:val="0"/>
+          <w:numId w:val="8"/>
+        </w:numPr>
+        <w:rPr>
+          <w:rFonts w:ascii="Segoe UI Emoji" w:hAnsi="Segoe UI Emoji" w:cs="Segoe UI Emoji"/>
+          <w:b/>
+          <w:bCs/>
+        </w:rPr>
+      </w:pPr>
+      <w:proofErr w:type="spellStart"/>
+      <w:r>
+        <w:rPr>
+          <w:rFonts w:ascii="Segoe UI Emoji" w:hAnsi="Segoe UI Emoji" w:cs="Segoe UI Emoji"/>
+          <w:b/>
+          <w:bCs/>
+        </w:rPr>
+        <w:t>Order</w:t>
+      </w:r>
+      <w:proofErr w:type="spellEnd"/>
+      <w:r>
+        <w:rPr>
+          <w:rFonts w:ascii="Segoe UI Emoji" w:hAnsi="Segoe UI Emoji" w:cs="Segoe UI Emoji"/>
+          <w:b/>
+          <w:bCs/>
+        </w:rPr>
+        <w:t xml:space="preserve"> écoute Domain Events provenant de </w:t>
+      </w:r>
+      <w:proofErr w:type="spellStart"/>
+      <w:r>
+        <w:rPr>
+          <w:rFonts w:ascii="Segoe UI Emoji" w:hAnsi="Segoe UI Emoji" w:cs="Segoe UI Emoji"/>
+          <w:b/>
+          <w:bCs/>
+        </w:rPr>
+        <w:t>Payment</w:t>
+      </w:r>
+      <w:proofErr w:type="spellEnd"/>
+    </w:p>
+    <w:p>
+      <w:pPr>
+        <w:numPr>
+          <w:ilvl w:val="0"/>
+          <w:numId w:val="8"/>
+        </w:numPr>
+        <w:rPr>
+          <w:rFonts w:ascii="Segoe UI Emoji" w:hAnsi="Segoe UI Emoji" w:cs="Segoe UI Emoji"/>
+          <w:b/>
+          <w:bCs/>
+        </w:rPr>
+      </w:pPr>
+      <w:proofErr w:type="spellStart"/>
+      <w:r>
+        <w:rPr>
+          <w:rFonts w:ascii="Segoe UI Emoji" w:hAnsi="Segoe UI Emoji" w:cs="Segoe UI Emoji"/>
+          <w:b/>
+          <w:bCs/>
+        </w:rPr>
+        <w:t>Payment</w:t>
+      </w:r>
+      <w:proofErr w:type="spellEnd"/>
+      <w:r>
+        <w:rPr>
+          <w:rFonts w:ascii="Segoe UI Emoji" w:hAnsi="Segoe UI Emoji" w:cs="Segoe UI Emoji"/>
+          <w:b/>
+          <w:bCs/>
+        </w:rPr>
+        <w:t xml:space="preserve"> publie les Domain Events</w:t>
+      </w:r>
+    </w:p>
+    <w:p>
+      <w:pPr>
+        <w:numPr>
+          <w:ilvl w:val="0"/>
+          <w:numId w:val="8"/>
+        </w:numPr>
+        <w:rPr>
+          <w:rFonts w:ascii="Segoe UI Emoji" w:hAnsi="Segoe UI Emoji" w:cs="Segoe UI Emoji"/>
+          <w:b/>
+          <w:bCs/>
+        </w:rPr>
+      </w:pPr>
+      <w:proofErr w:type="spellStart"/>
+      <w:r>
+        <w:rPr>
+          <w:rFonts w:ascii="Segoe UI Emoji" w:hAnsi="Segoe UI Emoji" w:cs="Segoe UI Emoji"/>
+          <w:b/>
+          <w:bCs/>
+        </w:rPr>
+        <w:t>Recovery</w:t>
+      </w:r>
+      <w:proofErr w:type="spellEnd"/>
+      <w:r>
+        <w:rPr>
+          <w:rFonts w:ascii="Segoe UI Emoji" w:hAnsi="Segoe UI Emoji" w:cs="Segoe UI Emoji"/>
+          <w:b/>
+          <w:bCs/>
+        </w:rPr>
+        <w:t xml:space="preserve"> peut être attaché à </w:t>
+      </w:r>
+      <w:proofErr w:type="spellStart"/>
+      <w:r>
+        <w:rPr>
+          <w:rFonts w:ascii="Segoe UI Emoji" w:hAnsi="Segoe UI Emoji" w:cs="Segoe UI Emoji"/>
+          <w:b/>
+          <w:bCs/>
+        </w:rPr>
+        <w:t>Order</w:t>
+      </w:r>
+      <w:proofErr w:type="spellEnd"/>
+      <w:r>
+        <w:rPr>
+          <w:rFonts w:ascii="Segoe UI Emoji" w:hAnsi="Segoe UI Emoji" w:cs="Segoe UI Emoji"/>
+          <w:b/>
+          <w:bCs/>
+        </w:rPr>
+        <w:t xml:space="preserve"> si </w:t>
+      </w:r>
+      <w:proofErr w:type="spellStart"/>
+      <w:r>
+        <w:rPr>
+          <w:rFonts w:ascii="Segoe UI Emoji" w:hAnsi="Segoe UI Emoji" w:cs="Segoe UI Emoji"/>
+          <w:b/>
+          <w:bCs/>
+        </w:rPr>
+        <w:t>FinancialState</w:t>
+      </w:r>
+      <w:proofErr w:type="spellEnd"/>
+      <w:r>
+        <w:rPr>
+          <w:rFonts w:ascii="Segoe UI Emoji" w:hAnsi="Segoe UI Emoji" w:cs="Segoe UI Emoji"/>
+          <w:b/>
+          <w:bCs/>
+        </w:rPr>
+        <w:t xml:space="preserve"> = </w:t>
+      </w:r>
+      <w:proofErr w:type="spellStart"/>
+      <w:r>
+        <w:rPr>
+          <w:rFonts w:ascii="Segoe UI Emoji" w:hAnsi="Segoe UI Emoji" w:cs="Segoe UI Emoji"/>
+          <w:b/>
+          <w:bCs/>
+        </w:rPr>
+        <w:t>Refunded</w:t>
+      </w:r>
+      <w:proofErr w:type="spellEnd"/>
+    </w:p>
+    <w:p>
+      <w:pPr>
+        <w:rPr>
+          <w:rFonts w:ascii="Segoe UI Emoji" w:hAnsi="Segoe UI Emoji" w:cs="Segoe UI Emoji"/>
+          <w:b/>
+          <w:bCs/>
+        </w:rPr>
+      </w:pPr>
+      <w:r>
+        <w:rPr>
+          <w:rFonts w:ascii="Segoe UI Emoji" w:hAnsi="Segoe UI Emoji" w:cs="Segoe UI Emoji"/>
+          <w:b/>
+          <w:bCs/>
+        </w:rPr>
+        <w:pict w14:anchorId="348221D6">
+          <v:rect id="_x0000_i1044" style="width:0;height:1.5pt" o:hralign="center" o:hrstd="t" o:hr="t" fillcolor="#a0a0a0" stroked="f"/>
+        </w:pict>
+      </w:r>
+    </w:p>
+    <w:p>
+      <w:pPr>
+        <w:rPr>
+          <w:rFonts w:ascii="Segoe UI Emoji" w:hAnsi="Segoe UI Emoji" w:cs="Segoe UI Emoji"/>
+          <w:b/>
+          <w:bCs/>
+        </w:rPr>
+      </w:pPr>
+      <w:r>
+        <w:rPr>
+          <w:rFonts w:ascii="Segoe UI Emoji" w:hAnsi="Segoe UI Emoji" w:cs="Segoe UI Emoji"/>
+          <w:b/>
+          <w:bCs/>
+        </w:rPr>
+        <w:t xml:space="preserve">📌 3️⃣ Flux UML (State / </w:t>
+      </w:r>
+      <w:proofErr w:type="spellStart"/>
+      <w:r>
+        <w:rPr>
+          <w:rFonts w:ascii="Segoe UI Emoji" w:hAnsi="Segoe UI Emoji" w:cs="Segoe UI Emoji"/>
+          <w:b/>
+          <w:bCs/>
+        </w:rPr>
+        <w:t>Sequence</w:t>
+      </w:r>
+      <w:proofErr w:type="spellEnd"/>
+      <w:r>
+        <w:rPr>
+          <w:rFonts w:ascii="Segoe UI Emoji" w:hAnsi="Segoe UI Emoji" w:cs="Segoe UI Emoji"/>
+          <w:b/>
+          <w:bCs/>
+        </w:rPr>
+        <w:t xml:space="preserve"> combiné)   </w:t>
+      </w:r>
+    </w:p>
+    <w:p>
+      <w:pPr>
+        <w:rPr>
+          <w:rFonts w:ascii="Segoe UI Emoji" w:hAnsi="Segoe UI Emoji" w:cs="Segoe UI Emoji"/>
+          <w:b/>
+          <w:bCs/>
+        </w:rPr>
+      </w:pPr>
+      <w:r>
+        <w:rPr>
+          <w:noProof/>
+        </w:rPr>
         <w:drawing>
-          <wp:inline distT="0" distB="0" distL="0" distR="0" wp14:anchorId="38ED68A6" wp14:editId="5406DC2D">
+          <wp:inline distT="0" distB="0" distL="0" distR="0" wp14:anchorId="76F9A803" wp14:editId="121BF37B">
             <wp:extent cx="5760720" cy="3840480"/>
             <wp:effectExtent l="0" t="0" r="0" b="7620"/>
-            <wp:docPr id="1" name="Image 1"/>
+            <wp:docPr id="2" name="Image 2"/>
             <wp:cNvGraphicFramePr>
               <a:graphicFrameLocks xmlns:a="http://schemas.openxmlformats.org/drawingml/2006/main" noChangeAspect="1"/>
             </wp:cNvGraphicFramePr>
@@ -144,6 +2002,204 @@
           </wp:inline>
         </w:drawing>
       </w:r>
+      <w:r>
+        <w:rPr>
+          <w:rFonts w:ascii="Segoe UI Emoji" w:hAnsi="Segoe UI Emoji" w:cs="Segoe UI Emoji"/>
+          <w:b/>
+          <w:bCs/>
+        </w:rPr>
+        <w:pict w14:anchorId="7F58EFC5">
+          <v:rect id="_x0000_i1045" style="width:0;height:1.5pt" o:hralign="center" o:hrstd="t" o:hr="t" fillcolor="#a0a0a0" stroked="f"/>
+        </w:pict>
+      </w:r>
+    </w:p>
+    <w:p>
+      <w:pPr>
+        <w:rPr>
+          <w:rFonts w:ascii="Segoe UI Emoji" w:hAnsi="Segoe UI Emoji" w:cs="Segoe UI Emoji"/>
+          <w:b/>
+          <w:bCs/>
+        </w:rPr>
+      </w:pPr>
+      <w:r>
+        <w:rPr>
+          <w:rFonts w:ascii="Segoe UI Emoji" w:hAnsi="Segoe UI Emoji" w:cs="Segoe UI Emoji"/>
+          <w:b/>
+          <w:bCs/>
+        </w:rPr>
+        <w:t>📌 4️⃣ Caractéristiques principales du diagramme</w:t>
+      </w:r>
+    </w:p>
+    <w:p>
+      <w:pPr>
+        <w:numPr>
+          <w:ilvl w:val="0"/>
+          <w:numId w:val="9"/>
+        </w:numPr>
+        <w:rPr>
+          <w:rFonts w:ascii="Segoe UI Emoji" w:hAnsi="Segoe UI Emoji" w:cs="Segoe UI Emoji"/>
+          <w:b/>
+          <w:bCs/>
+        </w:rPr>
+      </w:pPr>
+      <w:r>
+        <w:rPr>
+          <w:rFonts w:ascii="Segoe UI Emoji" w:hAnsi="Segoe UI Emoji" w:cs="Segoe UI Emoji"/>
+          <w:b/>
+          <w:bCs/>
+        </w:rPr>
+        <w:t>Chaque étape valide avant de passer à la suivante (atomicité)</w:t>
+      </w:r>
+    </w:p>
+    <w:p>
+      <w:pPr>
+        <w:numPr>
+          <w:ilvl w:val="0"/>
+          <w:numId w:val="9"/>
+        </w:numPr>
+        <w:rPr>
+          <w:rFonts w:ascii="Segoe UI Emoji" w:hAnsi="Segoe UI Emoji" w:cs="Segoe UI Emoji"/>
+          <w:b/>
+          <w:bCs/>
+        </w:rPr>
+      </w:pPr>
+      <w:r>
+        <w:rPr>
+          <w:rFonts w:ascii="Segoe UI Emoji" w:hAnsi="Segoe UI Emoji" w:cs="Segoe UI Emoji"/>
+          <w:b/>
+          <w:bCs/>
+        </w:rPr>
+        <w:t xml:space="preserve">Idempotence gérée dans </w:t>
+      </w:r>
+      <w:proofErr w:type="spellStart"/>
+      <w:r>
+        <w:rPr>
+          <w:rFonts w:ascii="Segoe UI Emoji" w:hAnsi="Segoe UI Emoji" w:cs="Segoe UI Emoji"/>
+          <w:b/>
+          <w:bCs/>
+        </w:rPr>
+        <w:t>Payment</w:t>
+      </w:r>
+      <w:proofErr w:type="spellEnd"/>
+    </w:p>
+    <w:p>
+      <w:pPr>
+        <w:numPr>
+          <w:ilvl w:val="0"/>
+          <w:numId w:val="9"/>
+        </w:numPr>
+        <w:rPr>
+          <w:rFonts w:ascii="Segoe UI Emoji" w:hAnsi="Segoe UI Emoji" w:cs="Segoe UI Emoji"/>
+          <w:b/>
+          <w:bCs/>
+        </w:rPr>
+      </w:pPr>
+      <w:r>
+        <w:rPr>
+          <w:rFonts w:ascii="Segoe UI Emoji" w:hAnsi="Segoe UI Emoji" w:cs="Segoe UI Emoji"/>
+          <w:b/>
+          <w:bCs/>
+        </w:rPr>
+        <w:t>Flux asynchrone via Domain Events</w:t>
+      </w:r>
+    </w:p>
+    <w:p>
+      <w:pPr>
+        <w:numPr>
+          <w:ilvl w:val="0"/>
+          <w:numId w:val="9"/>
+        </w:numPr>
+        <w:rPr>
+          <w:rFonts w:ascii="Segoe UI Emoji" w:hAnsi="Segoe UI Emoji" w:cs="Segoe UI Emoji"/>
+          <w:b/>
+          <w:bCs/>
+        </w:rPr>
+      </w:pPr>
+      <w:r>
+        <w:rPr>
+          <w:rFonts w:ascii="Segoe UI Emoji" w:hAnsi="Segoe UI Emoji" w:cs="Segoe UI Emoji"/>
+          <w:b/>
+          <w:bCs/>
+        </w:rPr>
+        <w:t xml:space="preserve">Découplage total entre </w:t>
+      </w:r>
+      <w:proofErr w:type="spellStart"/>
+      <w:r>
+        <w:rPr>
+          <w:rFonts w:ascii="Segoe UI Emoji" w:hAnsi="Segoe UI Emoji" w:cs="Segoe UI Emoji"/>
+          <w:b/>
+          <w:bCs/>
+        </w:rPr>
+        <w:t>Order</w:t>
+      </w:r>
+      <w:proofErr w:type="spellEnd"/>
+      <w:r>
+        <w:rPr>
+          <w:rFonts w:ascii="Segoe UI Emoji" w:hAnsi="Segoe UI Emoji" w:cs="Segoe UI Emoji"/>
+          <w:b/>
+          <w:bCs/>
+        </w:rPr>
+        <w:t xml:space="preserve"> et </w:t>
+      </w:r>
+      <w:proofErr w:type="spellStart"/>
+      <w:r>
+        <w:rPr>
+          <w:rFonts w:ascii="Segoe UI Emoji" w:hAnsi="Segoe UI Emoji" w:cs="Segoe UI Emoji"/>
+          <w:b/>
+          <w:bCs/>
+        </w:rPr>
+        <w:t>Payment</w:t>
+      </w:r>
+      <w:proofErr w:type="spellEnd"/>
+    </w:p>
+    <w:p>
+      <w:pPr>
+        <w:numPr>
+          <w:ilvl w:val="0"/>
+          <w:numId w:val="9"/>
+        </w:numPr>
+        <w:rPr>
+          <w:rFonts w:ascii="Segoe UI Emoji" w:hAnsi="Segoe UI Emoji" w:cs="Segoe UI Emoji"/>
+          <w:b/>
+          <w:bCs/>
+        </w:rPr>
+      </w:pPr>
+      <w:r>
+        <w:rPr>
+          <w:rFonts w:ascii="Segoe UI Emoji" w:hAnsi="Segoe UI Emoji" w:cs="Segoe UI Emoji"/>
+          <w:b/>
+          <w:bCs/>
+        </w:rPr>
+        <w:t xml:space="preserve">Extensible pour futur Dispute / </w:t>
+      </w:r>
+      <w:proofErr w:type="spellStart"/>
+      <w:r>
+        <w:rPr>
+          <w:rFonts w:ascii="Segoe UI Emoji" w:hAnsi="Segoe UI Emoji" w:cs="Segoe UI Emoji"/>
+          <w:b/>
+          <w:bCs/>
+        </w:rPr>
+        <w:t>Recovery</w:t>
+      </w:r>
+      <w:proofErr w:type="spellEnd"/>
+      <w:r>
+        <w:rPr>
+          <w:rFonts w:ascii="Segoe UI Emoji" w:hAnsi="Segoe UI Emoji" w:cs="Segoe UI Emoji"/>
+          <w:b/>
+          <w:bCs/>
+        </w:rPr>
+        <w:t xml:space="preserve"> </w:t>
+      </w:r>
+      <w:proofErr w:type="spellStart"/>
+      <w:r>
+        <w:rPr>
+          <w:rFonts w:ascii="Segoe UI Emoji" w:hAnsi="Segoe UI Emoji" w:cs="Segoe UI Emoji"/>
+          <w:b/>
+          <w:bCs/>
+        </w:rPr>
+        <w:t>Aggregates</w:t>
+      </w:r>
+      <w:proofErr w:type="spellEnd"/>
     </w:p>
     <w:sectPr>
       <w:pgSz w:w="11906" w:h="16838"/>
@@ -158,6 +2214,155 @@
 <file path=word/numbering.xml><?xml version="1.0" encoding="utf-8"?>
 <w:numbering xmlns:wpc="http://schemas.microsoft.com/office/word/2010/wordprocessingCanvas" xmlns:cx="http://schemas.microsoft.com/office/drawing/2014/chartex" xmlns:cx1="http://schemas.microsoft.com/office/drawing/2015/9/8/chartex" xmlns:cx2="http://schemas.microsoft.com/office/drawing/2015/10/21/chartex" xmlns:cx3="http://schemas.microsoft.com/office/drawing/2016/5/9/chartex" xmlns:cx4="http://schemas.microsoft.com/office/drawing/2016/5/10/chartex" xmlns:cx5="http://schemas.microsoft.com/office/drawing/2016/5/11/chartex" xmlns:cx6="http://schemas.microsoft.com/office/drawing/2016/5/12/chartex" xmlns:cx7="http://schemas.microsoft.com/office/drawing/2016/5/13/chartex" xmlns:cx8="http://schemas.microsoft.com/office/drawing/2016/5/14/chartex" xmlns:mc="http://schemas.openxmlformats.org/markup-compatibility/2006" xmlns:aink="http://schemas.microsoft.com/office/drawing/2016/ink" xmlns:am3d="http://schemas.microsoft.com/office/drawing/2017/model3d" xmlns:o="urn:schemas-microsoft-com:office:office" xmlns:oel="http://schemas.microsoft.com/office/2019/extlst" xmlns:r="http://schemas.openxmlformats.org/officeDocument/2006/relationships" xmlns:m="http://schemas.openxmlformats.org/officeDocument/2006/math" xmlns:v="urn:schemas-microsoft-com:vml" xmlns:wp14="http://schemas.microsoft.com/office/word/2010/wordprocessingDrawing" xmlns:wp="http://schemas.openxmlformats.org/drawingml/2006/wordprocessingDrawing" xmlns:w10="urn:schemas-microsoft-com:office:word" xmlns:w="http://schemas.openxmlformats.org/wordprocessingml/2006/main" xmlns:w14="http://schemas.microsoft.com/office/word/2010/wordml" xmlns:w15="http://schemas.microsoft.com/office/word/2012/wordml" xmlns:w16cex="http://schemas.microsoft.com/office/word/2018/wordml/cex" xmlns:w16cid="http://schemas.microsoft.com/office/word/2016/wordml/cid" xmlns:w16="http://schemas.microsoft.com/office/word/2018/wordml" xmlns:w16sdtdh="http://schemas.microsoft.com/office/word/2020/wordml/sdtdatahash" xmlns:w16se="http://schemas.microsoft.com/office/word/2015/wordml/symex" xmlns:wpg="http://schemas.microsoft.com/office/word/2010/wordprocessingGroup" xmlns:wpi="http://schemas.microsoft.com/office/word/2010/wordprocessingInk" xmlns:wne="http://schemas.microsoft.com/office/word/2006/wordml" xmlns:wps="http://schemas.microsoft.com/office/word/2010/wordprocessingShape" mc:Ignorable="w14 w15 w16se w16cid w16 w16cex w16sdtdh wp14">
   <w:abstractNum w:abstractNumId="0" w15:restartNumberingAfterBreak="0">
+    <w:nsid w:val="2ADD1C5A"/>
+    <w:multiLevelType w:val="multilevel"/>
+    <w:tmpl w:val="D50490F0"/>
+    <w:lvl w:ilvl="0">
+      <w:start w:val="1"/>
+      <w:numFmt w:val="bullet"/>
+      <w:lvlText w:val=""/>
+      <w:lvlJc w:val="left"/>
+      <w:pPr>
+        <w:tabs>
+          <w:tab w:val="num" w:pos="720"/>
+        </w:tabs>
+        <w:ind w:left="720" w:hanging="360"/>
+      </w:pPr>
+      <w:rPr>
+        <w:rFonts w:ascii="Symbol" w:hAnsi="Symbol" w:hint="default"/>
+        <w:sz w:val="20"/>
+      </w:rPr>
+    </w:lvl>
+    <w:lvl w:ilvl="1" w:tentative="1">
+      <w:start w:val="1"/>
+      <w:numFmt w:val="bullet"/>
+      <w:lvlText w:val="o"/>
+      <w:lvlJc w:val="left"/>
+      <w:pPr>
+        <w:tabs>
+          <w:tab w:val="num" w:pos="1440"/>
+        </w:tabs>
+        <w:ind w:left="1440" w:hanging="360"/>
+      </w:pPr>
+      <w:rPr>
+        <w:rFonts w:ascii="Courier New" w:hAnsi="Courier New" w:hint="default"/>
+        <w:sz w:val="20"/>
+      </w:rPr>
+    </w:lvl>
+    <w:lvl w:ilvl="2" w:tentative="1">
+      <w:start w:val="1"/>
+      <w:numFmt w:val="bullet"/>
+      <w:lvlText w:val=""/>
+      <w:lvlJc w:val="left"/>
+      <w:pPr>
+        <w:tabs>
+          <w:tab w:val="num" w:pos="2160"/>
+        </w:tabs>
+        <w:ind w:left="2160" w:hanging="360"/>
+      </w:pPr>
+      <w:rPr>
+        <w:rFonts w:ascii="Wingdings" w:hAnsi="Wingdings" w:hint="default"/>
+        <w:sz w:val="20"/>
+      </w:rPr>
+    </w:lvl>
+    <w:lvl w:ilvl="3" w:tentative="1">
+      <w:start w:val="1"/>
+      <w:numFmt w:val="bullet"/>
+      <w:lvlText w:val=""/>
+      <w:lvlJc w:val="left"/>
+      <w:pPr>
+        <w:tabs>
+          <w:tab w:val="num" w:pos="2880"/>
+        </w:tabs>
+        <w:ind w:left="2880" w:hanging="360"/>
+      </w:pPr>
+      <w:rPr>
+        <w:rFonts w:ascii="Wingdings" w:hAnsi="Wingdings" w:hint="default"/>
+        <w:sz w:val="20"/>
+      </w:rPr>
+    </w:lvl>
+    <w:lvl w:ilvl="4" w:tentative="1">
+      <w:start w:val="1"/>
+      <w:numFmt w:val="bullet"/>
+      <w:lvlText w:val=""/>
+      <w:lvlJc w:val="left"/>
+      <w:pPr>
+        <w:tabs>
+          <w:tab w:val="num" w:pos="3600"/>
+        </w:tabs>
+        <w:ind w:left="3600" w:hanging="360"/>
+      </w:pPr>
+      <w:rPr>
+        <w:rFonts w:ascii="Wingdings" w:hAnsi="Wingdings" w:hint="default"/>
+        <w:sz w:val="20"/>
+      </w:rPr>
+    </w:lvl>
+    <w:lvl w:ilvl="5" w:tentative="1">
+      <w:start w:val="1"/>
+      <w:numFmt w:val="bullet"/>
+      <w:lvlText w:val=""/>
+      <w:lvlJc w:val="left"/>
+      <w:pPr>
+        <w:tabs>
+          <w:tab w:val="num" w:pos="4320"/>
+        </w:tabs>
+        <w:ind w:left="4320" w:hanging="360"/>
+      </w:pPr>
+      <w:rPr>
+        <w:rFonts w:ascii="Wingdings" w:hAnsi="Wingdings" w:hint="default"/>
+        <w:sz w:val="20"/>
+      </w:rPr>
+    </w:lvl>
+    <w:lvl w:ilvl="6" w:tentative="1">
+      <w:start w:val="1"/>
+      <w:numFmt w:val="bullet"/>
+      <w:lvlText w:val=""/>
+      <w:lvlJc w:val="left"/>
+      <w:pPr>
+        <w:tabs>
+          <w:tab w:val="num" w:pos="5040"/>
+        </w:tabs>
+        <w:ind w:left="5040" w:hanging="360"/>
+      </w:pPr>
+      <w:rPr>
+        <w:rFonts w:ascii="Wingdings" w:hAnsi="Wingdings" w:hint="default"/>
+        <w:sz w:val="20"/>
+      </w:rPr>
+    </w:lvl>
+    <w:lvl w:ilvl="7" w:tentative="1">
+      <w:start w:val="1"/>
+      <w:numFmt w:val="bullet"/>
+      <w:lvlText w:val=""/>
+      <w:lvlJc w:val="left"/>
+      <w:pPr>
+        <w:tabs>
+          <w:tab w:val="num" w:pos="5760"/>
+        </w:tabs>
+        <w:ind w:left="5760" w:hanging="360"/>
+      </w:pPr>
+      <w:rPr>
+        <w:rFonts w:ascii="Wingdings" w:hAnsi="Wingdings" w:hint="default"/>
+        <w:sz w:val="20"/>
+      </w:rPr>
+    </w:lvl>
+    <w:lvl w:ilvl="8" w:tentative="1">
+      <w:start w:val="1"/>
+      <w:numFmt w:val="bullet"/>
+      <w:lvlText w:val=""/>
+      <w:lvlJc w:val="left"/>
+      <w:pPr>
+        <w:tabs>
+          <w:tab w:val="num" w:pos="6480"/>
+        </w:tabs>
+        <w:ind w:left="6480" w:hanging="360"/>
+      </w:pPr>
+      <w:rPr>
+        <w:rFonts w:ascii="Wingdings" w:hAnsi="Wingdings" w:hint="default"/>
+        <w:sz w:val="20"/>
+      </w:rPr>
+    </w:lvl>
+  </w:abstractNum>
+  <w:abstractNum w:abstractNumId="1" w15:restartNumberingAfterBreak="0">
     <w:nsid w:val="3025267E"/>
     <w:multiLevelType w:val="multilevel"/>
     <w:tmpl w:val="E08037D6"/>
@@ -306,7 +2511,305 @@
       </w:rPr>
     </w:lvl>
   </w:abstractNum>
-  <w:abstractNum w:abstractNumId="1" w15:restartNumberingAfterBreak="0">
+  <w:abstractNum w:abstractNumId="2" w15:restartNumberingAfterBreak="0">
+    <w:nsid w:val="307C32EB"/>
+    <w:multiLevelType w:val="multilevel"/>
+    <w:tmpl w:val="551ED4A4"/>
+    <w:lvl w:ilvl="0">
+      <w:start w:val="1"/>
+      <w:numFmt w:val="bullet"/>
+      <w:lvlText w:val=""/>
+      <w:lvlJc w:val="left"/>
+      <w:pPr>
+        <w:tabs>
+          <w:tab w:val="num" w:pos="720"/>
+        </w:tabs>
+        <w:ind w:left="720" w:hanging="360"/>
+      </w:pPr>
+      <w:rPr>
+        <w:rFonts w:ascii="Symbol" w:hAnsi="Symbol" w:hint="default"/>
+        <w:sz w:val="20"/>
+      </w:rPr>
+    </w:lvl>
+    <w:lvl w:ilvl="1" w:tentative="1">
+      <w:start w:val="1"/>
+      <w:numFmt w:val="bullet"/>
+      <w:lvlText w:val="o"/>
+      <w:lvlJc w:val="left"/>
+      <w:pPr>
+        <w:tabs>
+          <w:tab w:val="num" w:pos="1440"/>
+        </w:tabs>
+        <w:ind w:left="1440" w:hanging="360"/>
+      </w:pPr>
+      <w:rPr>
+        <w:rFonts w:ascii="Courier New" w:hAnsi="Courier New" w:hint="default"/>
+        <w:sz w:val="20"/>
+      </w:rPr>
+    </w:lvl>
+    <w:lvl w:ilvl="2" w:tentative="1">
+      <w:start w:val="1"/>
+      <w:numFmt w:val="bullet"/>
+      <w:lvlText w:val=""/>
+      <w:lvlJc w:val="left"/>
+      <w:pPr>
+        <w:tabs>
+          <w:tab w:val="num" w:pos="2160"/>
+        </w:tabs>
+        <w:ind w:left="2160" w:hanging="360"/>
+      </w:pPr>
+      <w:rPr>
+        <w:rFonts w:ascii="Wingdings" w:hAnsi="Wingdings" w:hint="default"/>
+        <w:sz w:val="20"/>
+      </w:rPr>
+    </w:lvl>
+    <w:lvl w:ilvl="3" w:tentative="1">
+      <w:start w:val="1"/>
+      <w:numFmt w:val="bullet"/>
+      <w:lvlText w:val=""/>
+      <w:lvlJc w:val="left"/>
+      <w:pPr>
+        <w:tabs>
+          <w:tab w:val="num" w:pos="2880"/>
+        </w:tabs>
+        <w:ind w:left="2880" w:hanging="360"/>
+      </w:pPr>
+      <w:rPr>
+        <w:rFonts w:ascii="Wingdings" w:hAnsi="Wingdings" w:hint="default"/>
+        <w:sz w:val="20"/>
+      </w:rPr>
+    </w:lvl>
+    <w:lvl w:ilvl="4" w:tentative="1">
+      <w:start w:val="1"/>
+      <w:numFmt w:val="bullet"/>
+      <w:lvlText w:val=""/>
+      <w:lvlJc w:val="left"/>
+      <w:pPr>
+        <w:tabs>
+          <w:tab w:val="num" w:pos="3600"/>
+        </w:tabs>
+        <w:ind w:left="3600" w:hanging="360"/>
+      </w:pPr>
+      <w:rPr>
+        <w:rFonts w:ascii="Wingdings" w:hAnsi="Wingdings" w:hint="default"/>
+        <w:sz w:val="20"/>
+      </w:rPr>
+    </w:lvl>
+    <w:lvl w:ilvl="5" w:tentative="1">
+      <w:start w:val="1"/>
+      <w:numFmt w:val="bullet"/>
+      <w:lvlText w:val=""/>
+      <w:lvlJc w:val="left"/>
+      <w:pPr>
+        <w:tabs>
+          <w:tab w:val="num" w:pos="4320"/>
+        </w:tabs>
+        <w:ind w:left="4320" w:hanging="360"/>
+      </w:pPr>
+      <w:rPr>
+        <w:rFonts w:ascii="Wingdings" w:hAnsi="Wingdings" w:hint="default"/>
+        <w:sz w:val="20"/>
+      </w:rPr>
+    </w:lvl>
+    <w:lvl w:ilvl="6" w:tentative="1">
+      <w:start w:val="1"/>
+      <w:numFmt w:val="bullet"/>
+      <w:lvlText w:val=""/>
+      <w:lvlJc w:val="left"/>
+      <w:pPr>
+        <w:tabs>
+          <w:tab w:val="num" w:pos="5040"/>
+        </w:tabs>
+        <w:ind w:left="5040" w:hanging="360"/>
+      </w:pPr>
+      <w:rPr>
+        <w:rFonts w:ascii="Wingdings" w:hAnsi="Wingdings" w:hint="default"/>
+        <w:sz w:val="20"/>
+      </w:rPr>
+    </w:lvl>
+    <w:lvl w:ilvl="7" w:tentative="1">
+      <w:start w:val="1"/>
+      <w:numFmt w:val="bullet"/>
+      <w:lvlText w:val=""/>
+      <w:lvlJc w:val="left"/>
+      <w:pPr>
+        <w:tabs>
+          <w:tab w:val="num" w:pos="5760"/>
+        </w:tabs>
+        <w:ind w:left="5760" w:hanging="360"/>
+      </w:pPr>
+      <w:rPr>
+        <w:rFonts w:ascii="Wingdings" w:hAnsi="Wingdings" w:hint="default"/>
+        <w:sz w:val="20"/>
+      </w:rPr>
+    </w:lvl>
+    <w:lvl w:ilvl="8" w:tentative="1">
+      <w:start w:val="1"/>
+      <w:numFmt w:val="bullet"/>
+      <w:lvlText w:val=""/>
+      <w:lvlJc w:val="left"/>
+      <w:pPr>
+        <w:tabs>
+          <w:tab w:val="num" w:pos="6480"/>
+        </w:tabs>
+        <w:ind w:left="6480" w:hanging="360"/>
+      </w:pPr>
+      <w:rPr>
+        <w:rFonts w:ascii="Wingdings" w:hAnsi="Wingdings" w:hint="default"/>
+        <w:sz w:val="20"/>
+      </w:rPr>
+    </w:lvl>
+  </w:abstractNum>
+  <w:abstractNum w:abstractNumId="3" w15:restartNumberingAfterBreak="0">
+    <w:nsid w:val="3E5B77EA"/>
+    <w:multiLevelType w:val="multilevel"/>
+    <w:tmpl w:val="3B00F2DA"/>
+    <w:lvl w:ilvl="0">
+      <w:start w:val="1"/>
+      <w:numFmt w:val="bullet"/>
+      <w:lvlText w:val=""/>
+      <w:lvlJc w:val="left"/>
+      <w:pPr>
+        <w:tabs>
+          <w:tab w:val="num" w:pos="720"/>
+        </w:tabs>
+        <w:ind w:left="720" w:hanging="360"/>
+      </w:pPr>
+      <w:rPr>
+        <w:rFonts w:ascii="Symbol" w:hAnsi="Symbol" w:hint="default"/>
+        <w:sz w:val="20"/>
+      </w:rPr>
+    </w:lvl>
+    <w:lvl w:ilvl="1" w:tentative="1">
+      <w:start w:val="1"/>
+      <w:numFmt w:val="bullet"/>
+      <w:lvlText w:val="o"/>
+      <w:lvlJc w:val="left"/>
+      <w:pPr>
+        <w:tabs>
+          <w:tab w:val="num" w:pos="1440"/>
+        </w:tabs>
+        <w:ind w:left="1440" w:hanging="360"/>
+      </w:pPr>
+      <w:rPr>
+        <w:rFonts w:ascii="Courier New" w:hAnsi="Courier New" w:hint="default"/>
+        <w:sz w:val="20"/>
+      </w:rPr>
+    </w:lvl>
+    <w:lvl w:ilvl="2" w:tentative="1">
+      <w:start w:val="1"/>
+      <w:numFmt w:val="bullet"/>
+      <w:lvlText w:val=""/>
+      <w:lvlJc w:val="left"/>
+      <w:pPr>
+        <w:tabs>
+          <w:tab w:val="num" w:pos="2160"/>
+        </w:tabs>
+        <w:ind w:left="2160" w:hanging="360"/>
+      </w:pPr>
+      <w:rPr>
+        <w:rFonts w:ascii="Wingdings" w:hAnsi="Wingdings" w:hint="default"/>
+        <w:sz w:val="20"/>
+      </w:rPr>
+    </w:lvl>
+    <w:lvl w:ilvl="3" w:tentative="1">
+      <w:start w:val="1"/>
+      <w:numFmt w:val="bullet"/>
+      <w:lvlText w:val=""/>
+      <w:lvlJc w:val="left"/>
+      <w:pPr>
+        <w:tabs>
+          <w:tab w:val="num" w:pos="2880"/>
+        </w:tabs>
+        <w:ind w:left="2880" w:hanging="360"/>
+      </w:pPr>
+      <w:rPr>
+        <w:rFonts w:ascii="Wingdings" w:hAnsi="Wingdings" w:hint="default"/>
+        <w:sz w:val="20"/>
+      </w:rPr>
+    </w:lvl>
+    <w:lvl w:ilvl="4" w:tentative="1">
+      <w:start w:val="1"/>
+      <w:numFmt w:val="bullet"/>
+      <w:lvlText w:val=""/>
+      <w:lvlJc w:val="left"/>
+      <w:pPr>
+        <w:tabs>
+          <w:tab w:val="num" w:pos="3600"/>
+        </w:tabs>
+        <w:ind w:left="3600" w:hanging="360"/>
+      </w:pPr>
+      <w:rPr>
+        <w:rFonts w:ascii="Wingdings" w:hAnsi="Wingdings" w:hint="default"/>
+        <w:sz w:val="20"/>
+      </w:rPr>
+    </w:lvl>
+    <w:lvl w:ilvl="5" w:tentative="1">
+      <w:start w:val="1"/>
+      <w:numFmt w:val="bullet"/>
+      <w:lvlText w:val=""/>
+      <w:lvlJc w:val="left"/>
+      <w:pPr>
+        <w:tabs>
+          <w:tab w:val="num" w:pos="4320"/>
+        </w:tabs>
+        <w:ind w:left="4320" w:hanging="360"/>
+      </w:pPr>
+      <w:rPr>
+        <w:rFonts w:ascii="Wingdings" w:hAnsi="Wingdings" w:hint="default"/>
+        <w:sz w:val="20"/>
+      </w:rPr>
+    </w:lvl>
+    <w:lvl w:ilvl="6" w:tentative="1">
+      <w:start w:val="1"/>
+      <w:numFmt w:val="bullet"/>
+      <w:lvlText w:val=""/>
+      <w:lvlJc w:val="left"/>
+      <w:pPr>
+        <w:tabs>
+          <w:tab w:val="num" w:pos="5040"/>
+        </w:tabs>
+        <w:ind w:left="5040" w:hanging="360"/>
+      </w:pPr>
+      <w:rPr>
+        <w:rFonts w:ascii="Wingdings" w:hAnsi="Wingdings" w:hint="default"/>
+        <w:sz w:val="20"/>
+      </w:rPr>
+    </w:lvl>
+    <w:lvl w:ilvl="7" w:tentative="1">
+      <w:start w:val="1"/>
+      <w:numFmt w:val="bullet"/>
+      <w:lvlText w:val=""/>
+      <w:lvlJc w:val="left"/>
+      <w:pPr>
+        <w:tabs>
+          <w:tab w:val="num" w:pos="5760"/>
+        </w:tabs>
+        <w:ind w:left="5760" w:hanging="360"/>
+      </w:pPr>
+      <w:rPr>
+        <w:rFonts w:ascii="Wingdings" w:hAnsi="Wingdings" w:hint="default"/>
+        <w:sz w:val="20"/>
+      </w:rPr>
+    </w:lvl>
+    <w:lvl w:ilvl="8" w:tentative="1">
+      <w:start w:val="1"/>
+      <w:numFmt w:val="bullet"/>
+      <w:lvlText w:val=""/>
+      <w:lvlJc w:val="left"/>
+      <w:pPr>
+        <w:tabs>
+          <w:tab w:val="num" w:pos="6480"/>
+        </w:tabs>
+        <w:ind w:left="6480" w:hanging="360"/>
+      </w:pPr>
+      <w:rPr>
+        <w:rFonts w:ascii="Wingdings" w:hAnsi="Wingdings" w:hint="default"/>
+        <w:sz w:val="20"/>
+      </w:rPr>
+    </w:lvl>
+  </w:abstractNum>
+  <w:abstractNum w:abstractNumId="4" w15:restartNumberingAfterBreak="0">
     <w:nsid w:val="43294CE7"/>
     <w:multiLevelType w:val="multilevel"/>
     <w:tmpl w:val="D92869B4"/>
@@ -455,7 +2958,7 @@
       </w:rPr>
     </w:lvl>
   </w:abstractNum>
-  <w:abstractNum w:abstractNumId="2" w15:restartNumberingAfterBreak="0">
+  <w:abstractNum w:abstractNumId="5" w15:restartNumberingAfterBreak="0">
     <w:nsid w:val="5D572E0C"/>
     <w:multiLevelType w:val="multilevel"/>
     <w:tmpl w:val="87E6FB28"/>
@@ -604,14 +3107,479 @@
       </w:rPr>
     </w:lvl>
   </w:abstractNum>
+  <w:abstractNum w:abstractNumId="6" w15:restartNumberingAfterBreak="0">
+    <w:nsid w:val="63613A08"/>
+    <w:multiLevelType w:val="multilevel"/>
+    <w:tmpl w:val="178E2046"/>
+    <w:lvl w:ilvl="0">
+      <w:start w:val="1"/>
+      <w:numFmt w:val="bullet"/>
+      <w:lvlText w:val=""/>
+      <w:lvlJc w:val="left"/>
+      <w:pPr>
+        <w:tabs>
+          <w:tab w:val="num" w:pos="720"/>
+        </w:tabs>
+        <w:ind w:left="720" w:hanging="360"/>
+      </w:pPr>
+      <w:rPr>
+        <w:rFonts w:ascii="Symbol" w:hAnsi="Symbol" w:hint="default"/>
+        <w:sz w:val="20"/>
+      </w:rPr>
+    </w:lvl>
+    <w:lvl w:ilvl="1" w:tentative="1">
+      <w:start w:val="1"/>
+      <w:numFmt w:val="bullet"/>
+      <w:lvlText w:val="o"/>
+      <w:lvlJc w:val="left"/>
+      <w:pPr>
+        <w:tabs>
+          <w:tab w:val="num" w:pos="1440"/>
+        </w:tabs>
+        <w:ind w:left="1440" w:hanging="360"/>
+      </w:pPr>
+      <w:rPr>
+        <w:rFonts w:ascii="Courier New" w:hAnsi="Courier New" w:hint="default"/>
+        <w:sz w:val="20"/>
+      </w:rPr>
+    </w:lvl>
+    <w:lvl w:ilvl="2" w:tentative="1">
+      <w:start w:val="1"/>
+      <w:numFmt w:val="bullet"/>
+      <w:lvlText w:val=""/>
+      <w:lvlJc w:val="left"/>
+      <w:pPr>
+        <w:tabs>
+          <w:tab w:val="num" w:pos="2160"/>
+        </w:tabs>
+        <w:ind w:left="2160" w:hanging="360"/>
+      </w:pPr>
+      <w:rPr>
+        <w:rFonts w:ascii="Wingdings" w:hAnsi="Wingdings" w:hint="default"/>
+        <w:sz w:val="20"/>
+      </w:rPr>
+    </w:lvl>
+    <w:lvl w:ilvl="3" w:tentative="1">
+      <w:start w:val="1"/>
+      <w:numFmt w:val="bullet"/>
+      <w:lvlText w:val=""/>
+      <w:lvlJc w:val="left"/>
+      <w:pPr>
+        <w:tabs>
+          <w:tab w:val="num" w:pos="2880"/>
+        </w:tabs>
+        <w:ind w:left="2880" w:hanging="360"/>
+      </w:pPr>
+      <w:rPr>
+        <w:rFonts w:ascii="Wingdings" w:hAnsi="Wingdings" w:hint="default"/>
+        <w:sz w:val="20"/>
+      </w:rPr>
+    </w:lvl>
+    <w:lvl w:ilvl="4" w:tentative="1">
+      <w:start w:val="1"/>
+      <w:numFmt w:val="bullet"/>
+      <w:lvlText w:val=""/>
+      <w:lvlJc w:val="left"/>
+      <w:pPr>
+        <w:tabs>
+          <w:tab w:val="num" w:pos="3600"/>
+        </w:tabs>
+        <w:ind w:left="3600" w:hanging="360"/>
+      </w:pPr>
+      <w:rPr>
+        <w:rFonts w:ascii="Wingdings" w:hAnsi="Wingdings" w:hint="default"/>
+        <w:sz w:val="20"/>
+      </w:rPr>
+    </w:lvl>
+    <w:lvl w:ilvl="5" w:tentative="1">
+      <w:start w:val="1"/>
+      <w:numFmt w:val="bullet"/>
+      <w:lvlText w:val=""/>
+      <w:lvlJc w:val="left"/>
+      <w:pPr>
+        <w:tabs>
+          <w:tab w:val="num" w:pos="4320"/>
+        </w:tabs>
+        <w:ind w:left="4320" w:hanging="360"/>
+      </w:pPr>
+      <w:rPr>
+        <w:rFonts w:ascii="Wingdings" w:hAnsi="Wingdings" w:hint="default"/>
+        <w:sz w:val="20"/>
+      </w:rPr>
+    </w:lvl>
+    <w:lvl w:ilvl="6" w:tentative="1">
+      <w:start w:val="1"/>
+      <w:numFmt w:val="bullet"/>
+      <w:lvlText w:val=""/>
+      <w:lvlJc w:val="left"/>
+      <w:pPr>
+        <w:tabs>
+          <w:tab w:val="num" w:pos="5040"/>
+        </w:tabs>
+        <w:ind w:left="5040" w:hanging="360"/>
+      </w:pPr>
+      <w:rPr>
+        <w:rFonts w:ascii="Wingdings" w:hAnsi="Wingdings" w:hint="default"/>
+        <w:sz w:val="20"/>
+      </w:rPr>
+    </w:lvl>
+    <w:lvl w:ilvl="7" w:tentative="1">
+      <w:start w:val="1"/>
+      <w:numFmt w:val="bullet"/>
+      <w:lvlText w:val=""/>
+      <w:lvlJc w:val="left"/>
+      <w:pPr>
+        <w:tabs>
+          <w:tab w:val="num" w:pos="5760"/>
+        </w:tabs>
+        <w:ind w:left="5760" w:hanging="360"/>
+      </w:pPr>
+      <w:rPr>
+        <w:rFonts w:ascii="Wingdings" w:hAnsi="Wingdings" w:hint="default"/>
+        <w:sz w:val="20"/>
+      </w:rPr>
+    </w:lvl>
+    <w:lvl w:ilvl="8" w:tentative="1">
+      <w:start w:val="1"/>
+      <w:numFmt w:val="bullet"/>
+      <w:lvlText w:val=""/>
+      <w:lvlJc w:val="left"/>
+      <w:pPr>
+        <w:tabs>
+          <w:tab w:val="num" w:pos="6480"/>
+        </w:tabs>
+        <w:ind w:left="6480" w:hanging="360"/>
+      </w:pPr>
+      <w:rPr>
+        <w:rFonts w:ascii="Wingdings" w:hAnsi="Wingdings" w:hint="default"/>
+        <w:sz w:val="20"/>
+      </w:rPr>
+    </w:lvl>
+  </w:abstractNum>
+  <w:abstractNum w:abstractNumId="7" w15:restartNumberingAfterBreak="0">
+    <w:nsid w:val="6D6169F1"/>
+    <w:multiLevelType w:val="multilevel"/>
+    <w:tmpl w:val="FC6EBE06"/>
+    <w:lvl w:ilvl="0">
+      <w:start w:val="1"/>
+      <w:numFmt w:val="bullet"/>
+      <w:lvlText w:val=""/>
+      <w:lvlJc w:val="left"/>
+      <w:pPr>
+        <w:tabs>
+          <w:tab w:val="num" w:pos="720"/>
+        </w:tabs>
+        <w:ind w:left="720" w:hanging="360"/>
+      </w:pPr>
+      <w:rPr>
+        <w:rFonts w:ascii="Symbol" w:hAnsi="Symbol" w:hint="default"/>
+        <w:sz w:val="20"/>
+      </w:rPr>
+    </w:lvl>
+    <w:lvl w:ilvl="1" w:tentative="1">
+      <w:start w:val="1"/>
+      <w:numFmt w:val="bullet"/>
+      <w:lvlText w:val="o"/>
+      <w:lvlJc w:val="left"/>
+      <w:pPr>
+        <w:tabs>
+          <w:tab w:val="num" w:pos="1440"/>
+        </w:tabs>
+        <w:ind w:left="1440" w:hanging="360"/>
+      </w:pPr>
+      <w:rPr>
+        <w:rFonts w:ascii="Courier New" w:hAnsi="Courier New" w:hint="default"/>
+        <w:sz w:val="20"/>
+      </w:rPr>
+    </w:lvl>
+    <w:lvl w:ilvl="2" w:tentative="1">
+      <w:start w:val="1"/>
+      <w:numFmt w:val="bullet"/>
+      <w:lvlText w:val=""/>
+      <w:lvlJc w:val="left"/>
+      <w:pPr>
+        <w:tabs>
+          <w:tab w:val="num" w:pos="2160"/>
+        </w:tabs>
+        <w:ind w:left="2160" w:hanging="360"/>
+      </w:pPr>
+      <w:rPr>
+        <w:rFonts w:ascii="Wingdings" w:hAnsi="Wingdings" w:hint="default"/>
+        <w:sz w:val="20"/>
+      </w:rPr>
+    </w:lvl>
+    <w:lvl w:ilvl="3" w:tentative="1">
+      <w:start w:val="1"/>
+      <w:numFmt w:val="bullet"/>
+      <w:lvlText w:val=""/>
+      <w:lvlJc w:val="left"/>
+      <w:pPr>
+        <w:tabs>
+          <w:tab w:val="num" w:pos="2880"/>
+        </w:tabs>
+        <w:ind w:left="2880" w:hanging="360"/>
+      </w:pPr>
+      <w:rPr>
+        <w:rFonts w:ascii="Wingdings" w:hAnsi="Wingdings" w:hint="default"/>
+        <w:sz w:val="20"/>
+      </w:rPr>
+    </w:lvl>
+    <w:lvl w:ilvl="4" w:tentative="1">
+      <w:start w:val="1"/>
+      <w:numFmt w:val="bullet"/>
+      <w:lvlText w:val=""/>
+      <w:lvlJc w:val="left"/>
+      <w:pPr>
+        <w:tabs>
+          <w:tab w:val="num" w:pos="3600"/>
+        </w:tabs>
+        <w:ind w:left="3600" w:hanging="360"/>
+      </w:pPr>
+      <w:rPr>
+        <w:rFonts w:ascii="Wingdings" w:hAnsi="Wingdings" w:hint="default"/>
+        <w:sz w:val="20"/>
+      </w:rPr>
+    </w:lvl>
+    <w:lvl w:ilvl="5" w:tentative="1">
+      <w:start w:val="1"/>
+      <w:numFmt w:val="bullet"/>
+      <w:lvlText w:val=""/>
+      <w:lvlJc w:val="left"/>
+      <w:pPr>
+        <w:tabs>
+          <w:tab w:val="num" w:pos="4320"/>
+        </w:tabs>
+        <w:ind w:left="4320" w:hanging="360"/>
+      </w:pPr>
+      <w:rPr>
+        <w:rFonts w:ascii="Wingdings" w:hAnsi="Wingdings" w:hint="default"/>
+        <w:sz w:val="20"/>
+      </w:rPr>
+    </w:lvl>
+    <w:lvl w:ilvl="6" w:tentative="1">
+      <w:start w:val="1"/>
+      <w:numFmt w:val="bullet"/>
+      <w:lvlText w:val=""/>
+      <w:lvlJc w:val="left"/>
+      <w:pPr>
+        <w:tabs>
+          <w:tab w:val="num" w:pos="5040"/>
+        </w:tabs>
+        <w:ind w:left="5040" w:hanging="360"/>
+      </w:pPr>
+      <w:rPr>
+        <w:rFonts w:ascii="Wingdings" w:hAnsi="Wingdings" w:hint="default"/>
+        <w:sz w:val="20"/>
+      </w:rPr>
+    </w:lvl>
+    <w:lvl w:ilvl="7" w:tentative="1">
+      <w:start w:val="1"/>
+      <w:numFmt w:val="bullet"/>
+      <w:lvlText w:val=""/>
+      <w:lvlJc w:val="left"/>
+      <w:pPr>
+        <w:tabs>
+          <w:tab w:val="num" w:pos="5760"/>
+        </w:tabs>
+        <w:ind w:left="5760" w:hanging="360"/>
+      </w:pPr>
+      <w:rPr>
+        <w:rFonts w:ascii="Wingdings" w:hAnsi="Wingdings" w:hint="default"/>
+        <w:sz w:val="20"/>
+      </w:rPr>
+    </w:lvl>
+    <w:lvl w:ilvl="8" w:tentative="1">
+      <w:start w:val="1"/>
+      <w:numFmt w:val="bullet"/>
+      <w:lvlText w:val=""/>
+      <w:lvlJc w:val="left"/>
+      <w:pPr>
+        <w:tabs>
+          <w:tab w:val="num" w:pos="6480"/>
+        </w:tabs>
+        <w:ind w:left="6480" w:hanging="360"/>
+      </w:pPr>
+      <w:rPr>
+        <w:rFonts w:ascii="Wingdings" w:hAnsi="Wingdings" w:hint="default"/>
+        <w:sz w:val="20"/>
+      </w:rPr>
+    </w:lvl>
+  </w:abstractNum>
+  <w:abstractNum w:abstractNumId="8" w15:restartNumberingAfterBreak="0">
+    <w:nsid w:val="7799075B"/>
+    <w:multiLevelType w:val="multilevel"/>
+    <w:tmpl w:val="A412F020"/>
+    <w:lvl w:ilvl="0">
+      <w:start w:val="1"/>
+      <w:numFmt w:val="bullet"/>
+      <w:lvlText w:val=""/>
+      <w:lvlJc w:val="left"/>
+      <w:pPr>
+        <w:tabs>
+          <w:tab w:val="num" w:pos="720"/>
+        </w:tabs>
+        <w:ind w:left="720" w:hanging="360"/>
+      </w:pPr>
+      <w:rPr>
+        <w:rFonts w:ascii="Symbol" w:hAnsi="Symbol" w:hint="default"/>
+        <w:sz w:val="20"/>
+      </w:rPr>
+    </w:lvl>
+    <w:lvl w:ilvl="1" w:tentative="1">
+      <w:start w:val="1"/>
+      <w:numFmt w:val="bullet"/>
+      <w:lvlText w:val="o"/>
+      <w:lvlJc w:val="left"/>
+      <w:pPr>
+        <w:tabs>
+          <w:tab w:val="num" w:pos="1440"/>
+        </w:tabs>
+        <w:ind w:left="1440" w:hanging="360"/>
+      </w:pPr>
+      <w:rPr>
+        <w:rFonts w:ascii="Courier New" w:hAnsi="Courier New" w:hint="default"/>
+        <w:sz w:val="20"/>
+      </w:rPr>
+    </w:lvl>
+    <w:lvl w:ilvl="2" w:tentative="1">
+      <w:start w:val="1"/>
+      <w:numFmt w:val="bullet"/>
+      <w:lvlText w:val=""/>
+      <w:lvlJc w:val="left"/>
+      <w:pPr>
+        <w:tabs>
+          <w:tab w:val="num" w:pos="2160"/>
+        </w:tabs>
+        <w:ind w:left="2160" w:hanging="360"/>
+      </w:pPr>
+      <w:rPr>
+        <w:rFonts w:ascii="Wingdings" w:hAnsi="Wingdings" w:hint="default"/>
+        <w:sz w:val="20"/>
+      </w:rPr>
+    </w:lvl>
+    <w:lvl w:ilvl="3" w:tentative="1">
+      <w:start w:val="1"/>
+      <w:numFmt w:val="bullet"/>
+      <w:lvlText w:val=""/>
+      <w:lvlJc w:val="left"/>
+      <w:pPr>
+        <w:tabs>
+          <w:tab w:val="num" w:pos="2880"/>
+        </w:tabs>
+        <w:ind w:left="2880" w:hanging="360"/>
+      </w:pPr>
+      <w:rPr>
+        <w:rFonts w:ascii="Wingdings" w:hAnsi="Wingdings" w:hint="default"/>
+        <w:sz w:val="20"/>
+      </w:rPr>
+    </w:lvl>
+    <w:lvl w:ilvl="4" w:tentative="1">
+      <w:start w:val="1"/>
+      <w:numFmt w:val="bullet"/>
+      <w:lvlText w:val=""/>
+      <w:lvlJc w:val="left"/>
+      <w:pPr>
+        <w:tabs>
+          <w:tab w:val="num" w:pos="3600"/>
+        </w:tabs>
+        <w:ind w:left="3600" w:hanging="360"/>
+      </w:pPr>
+      <w:rPr>
+        <w:rFonts w:ascii="Wingdings" w:hAnsi="Wingdings" w:hint="default"/>
+        <w:sz w:val="20"/>
+      </w:rPr>
+    </w:lvl>
+    <w:lvl w:ilvl="5" w:tentative="1">
+      <w:start w:val="1"/>
+      <w:numFmt w:val="bullet"/>
+      <w:lvlText w:val=""/>
+      <w:lvlJc w:val="left"/>
+      <w:pPr>
+        <w:tabs>
+          <w:tab w:val="num" w:pos="4320"/>
+        </w:tabs>
+        <w:ind w:left="4320" w:hanging="360"/>
+      </w:pPr>
+      <w:rPr>
+        <w:rFonts w:ascii="Wingdings" w:hAnsi="Wingdings" w:hint="default"/>
+        <w:sz w:val="20"/>
+      </w:rPr>
+    </w:lvl>
+    <w:lvl w:ilvl="6" w:tentative="1">
+      <w:start w:val="1"/>
+      <w:numFmt w:val="bullet"/>
+      <w:lvlText w:val=""/>
+      <w:lvlJc w:val="left"/>
+      <w:pPr>
+        <w:tabs>
+          <w:tab w:val="num" w:pos="5040"/>
+        </w:tabs>
+        <w:ind w:left="5040" w:hanging="360"/>
+      </w:pPr>
+      <w:rPr>
+        <w:rFonts w:ascii="Wingdings" w:hAnsi="Wingdings" w:hint="default"/>
+        <w:sz w:val="20"/>
+      </w:rPr>
+    </w:lvl>
+    <w:lvl w:ilvl="7" w:tentative="1">
+      <w:start w:val="1"/>
+      <w:numFmt w:val="bullet"/>
+      <w:lvlText w:val=""/>
+      <w:lvlJc w:val="left"/>
+      <w:pPr>
+        <w:tabs>
+          <w:tab w:val="num" w:pos="5760"/>
+        </w:tabs>
+        <w:ind w:left="5760" w:hanging="360"/>
+      </w:pPr>
+      <w:rPr>
+        <w:rFonts w:ascii="Wingdings" w:hAnsi="Wingdings" w:hint="default"/>
+        <w:sz w:val="20"/>
+      </w:rPr>
+    </w:lvl>
+    <w:lvl w:ilvl="8" w:tentative="1">
+      <w:start w:val="1"/>
+      <w:numFmt w:val="bullet"/>
+      <w:lvlText w:val=""/>
+      <w:lvlJc w:val="left"/>
+      <w:pPr>
+        <w:tabs>
+          <w:tab w:val="num" w:pos="6480"/>
+        </w:tabs>
+        <w:ind w:left="6480" w:hanging="360"/>
+      </w:pPr>
+      <w:rPr>
+        <w:rFonts w:ascii="Wingdings" w:hAnsi="Wingdings" w:hint="default"/>
+        <w:sz w:val="20"/>
+      </w:rPr>
+    </w:lvl>
+  </w:abstractNum>
   <w:num w:numId="1" w16cid:durableId="1290745560">
+    <w:abstractNumId w:val="1"/>
+  </w:num>
+  <w:num w:numId="2" w16cid:durableId="1053695134">
+    <w:abstractNumId w:val="4"/>
+  </w:num>
+  <w:num w:numId="3" w16cid:durableId="1606112237">
+    <w:abstractNumId w:val="5"/>
+  </w:num>
+  <w:num w:numId="4" w16cid:durableId="1135097857">
+    <w:abstractNumId w:val="8"/>
+  </w:num>
+  <w:num w:numId="5" w16cid:durableId="389770054">
+    <w:abstractNumId w:val="3"/>
+  </w:num>
+  <w:num w:numId="6" w16cid:durableId="2027904237">
     <w:abstractNumId w:val="0"/>
   </w:num>
-  <w:num w:numId="2" w16cid:durableId="1053695134">
-    <w:abstractNumId w:val="1"/>
+  <w:num w:numId="7" w16cid:durableId="686710802">
+    <w:abstractNumId w:val="2"/>
   </w:num>
-  <w:num w:numId="3" w16cid:durableId="1606112237">
-    <w:abstractNumId w:val="2"/>
+  <w:num w:numId="8" w16cid:durableId="866335182">
+    <w:abstractNumId w:val="7"/>
+  </w:num>
+  <w:num w:numId="9" w16cid:durableId="1207176477">
+    <w:abstractNumId w:val="6"/>
   </w:num>
 </w:numbering>
 </file>
